--- a/lakehouse/UHIP_DWH_Dimensional_Model.docx
+++ b/lakehouse/UHIP_DWH_Dimensional_Model.docx
@@ -209,12 +209,6 @@
         <w:gridCol w:w="3000"/>
       </w:tblGrid>
       <w:tr>
-        <w:tblPrEx>
-          <w:tblCellMar>
-            <w:top w:w="0" w:type="dxa"/>
-            <w:bottom w:w="0" w:type="dxa"/>
-          </w:tblCellMar>
-        </w:tblPrEx>
         <w:trPr>
           <w:tblHeader/>
         </w:trPr>
@@ -316,12 +310,6 @@
         </w:tc>
       </w:tr>
       <w:tr>
-        <w:tblPrEx>
-          <w:tblCellMar>
-            <w:top w:w="0" w:type="dxa"/>
-            <w:bottom w:w="0" w:type="dxa"/>
-          </w:tblCellMar>
-        </w:tblPrEx>
         <w:tc>
           <w:tcPr>
             <w:tcW w:w="2400" w:type="dxa"/>
@@ -410,12 +398,6 @@
         </w:tc>
       </w:tr>
       <w:tr>
-        <w:tblPrEx>
-          <w:tblCellMar>
-            <w:top w:w="0" w:type="dxa"/>
-            <w:bottom w:w="0" w:type="dxa"/>
-          </w:tblCellMar>
-        </w:tblPrEx>
         <w:tc>
           <w:tcPr>
             <w:tcW w:w="2400" w:type="dxa"/>
@@ -504,12 +486,6 @@
         </w:tc>
       </w:tr>
       <w:tr>
-        <w:tblPrEx>
-          <w:tblCellMar>
-            <w:top w:w="0" w:type="dxa"/>
-            <w:bottom w:w="0" w:type="dxa"/>
-          </w:tblCellMar>
-        </w:tblPrEx>
         <w:tc>
           <w:tcPr>
             <w:tcW w:w="2400" w:type="dxa"/>
@@ -596,6 +572,379 @@
               <w:t>drug_transactions</w:t>
             </w:r>
             <w:proofErr w:type="spellEnd"/>
+          </w:p>
+        </w:tc>
+      </w:tr>
+      <w:tr>
+        <w:tc>
+          <w:tcPr>
+            <w:tcW w:w="2400" w:type="dxa"/>
+            <w:tcBorders>
+              <w:top w:val="single" w:sz="4" w:space="0" w:color="AAAAAA"/>
+              <w:left w:val="single" w:sz="4" w:space="0" w:color="AAAAAA"/>
+              <w:bottom w:val="single" w:sz="4" w:space="0" w:color="AAAAAA"/>
+              <w:right w:val="single" w:sz="4" w:space="0" w:color="AAAAAA"/>
+            </w:tcBorders>
+            <w:shd w:val="clear" w:color="auto" w:fill="FFFFFF"/>
+            <w:tcMar>
+              <w:top w:w="50" w:type="dxa"/>
+              <w:left w:w="100" w:type="dxa"/>
+              <w:bottom w:w="50" w:type="dxa"/>
+              <w:right w:w="100" w:type="dxa"/>
+            </w:tcMar>
+            <w:vAlign w:val="center"/>
+          </w:tcPr>
+          <w:p>
+            <w:pPr>
+              <w:rPr>
+                <w:sz w:val="18"/>
+                <w:szCs w:val="18"/>
+              </w:rPr>
+            </w:pPr>
+            <w:proofErr w:type="spellStart"/>
+            <w:r>
+              <w:rPr>
+                <w:sz w:val="18"/>
+                <w:szCs w:val="18"/>
+              </w:rPr>
+              <w:t>fact_claim</w:t>
+            </w:r>
+            <w:r>
+              <w:rPr>
+                <w:sz w:val="18"/>
+                <w:szCs w:val="18"/>
+              </w:rPr>
+              <w:t>_items</w:t>
+            </w:r>
+            <w:proofErr w:type="spellEnd"/>
+          </w:p>
+        </w:tc>
+        <w:tc>
+          <w:tcPr>
+            <w:tcW w:w="3960" w:type="dxa"/>
+            <w:tcBorders>
+              <w:top w:val="single" w:sz="4" w:space="0" w:color="AAAAAA"/>
+              <w:left w:val="single" w:sz="4" w:space="0" w:color="AAAAAA"/>
+              <w:bottom w:val="single" w:sz="4" w:space="0" w:color="AAAAAA"/>
+              <w:right w:val="single" w:sz="4" w:space="0" w:color="AAAAAA"/>
+            </w:tcBorders>
+            <w:shd w:val="clear" w:color="auto" w:fill="FFFFFF"/>
+            <w:tcMar>
+              <w:top w:w="50" w:type="dxa"/>
+              <w:left w:w="100" w:type="dxa"/>
+              <w:bottom w:w="50" w:type="dxa"/>
+              <w:right w:w="100" w:type="dxa"/>
+            </w:tcMar>
+            <w:vAlign w:val="center"/>
+          </w:tcPr>
+          <w:p>
+            <w:pPr>
+              <w:rPr>
+                <w:sz w:val="18"/>
+                <w:szCs w:val="18"/>
+              </w:rPr>
+            </w:pPr>
+          </w:p>
+        </w:tc>
+        <w:tc>
+          <w:tcPr>
+            <w:tcW w:w="3000" w:type="dxa"/>
+            <w:tcBorders>
+              <w:top w:val="single" w:sz="4" w:space="0" w:color="AAAAAA"/>
+              <w:left w:val="single" w:sz="4" w:space="0" w:color="AAAAAA"/>
+              <w:bottom w:val="single" w:sz="4" w:space="0" w:color="AAAAAA"/>
+              <w:right w:val="single" w:sz="4" w:space="0" w:color="AAAAAA"/>
+            </w:tcBorders>
+            <w:shd w:val="clear" w:color="auto" w:fill="FFFFFF"/>
+            <w:tcMar>
+              <w:top w:w="50" w:type="dxa"/>
+              <w:left w:w="100" w:type="dxa"/>
+              <w:bottom w:w="50" w:type="dxa"/>
+              <w:right w:w="100" w:type="dxa"/>
+            </w:tcMar>
+            <w:vAlign w:val="center"/>
+          </w:tcPr>
+          <w:p>
+            <w:pPr>
+              <w:rPr>
+                <w:sz w:val="18"/>
+                <w:szCs w:val="18"/>
+              </w:rPr>
+            </w:pPr>
+            <w:proofErr w:type="spellStart"/>
+            <w:r>
+              <w:rPr>
+                <w:sz w:val="18"/>
+                <w:szCs w:val="18"/>
+              </w:rPr>
+              <w:t>Claim_items</w:t>
+            </w:r>
+            <w:proofErr w:type="spellEnd"/>
+          </w:p>
+        </w:tc>
+      </w:tr>
+      <w:tr>
+        <w:tc>
+          <w:tcPr>
+            <w:tcW w:w="2400" w:type="dxa"/>
+            <w:tcBorders>
+              <w:top w:val="single" w:sz="4" w:space="0" w:color="AAAAAA"/>
+              <w:left w:val="single" w:sz="4" w:space="0" w:color="AAAAAA"/>
+              <w:bottom w:val="single" w:sz="4" w:space="0" w:color="AAAAAA"/>
+              <w:right w:val="single" w:sz="4" w:space="0" w:color="AAAAAA"/>
+            </w:tcBorders>
+            <w:shd w:val="clear" w:color="auto" w:fill="FFFFFF"/>
+            <w:tcMar>
+              <w:top w:w="50" w:type="dxa"/>
+              <w:left w:w="100" w:type="dxa"/>
+              <w:bottom w:w="50" w:type="dxa"/>
+              <w:right w:w="100" w:type="dxa"/>
+            </w:tcMar>
+            <w:vAlign w:val="center"/>
+          </w:tcPr>
+          <w:p>
+            <w:pPr>
+              <w:rPr>
+                <w:sz w:val="18"/>
+                <w:szCs w:val="18"/>
+              </w:rPr>
+            </w:pPr>
+            <w:proofErr w:type="spellStart"/>
+            <w:r>
+              <w:rPr>
+                <w:sz w:val="18"/>
+                <w:szCs w:val="18"/>
+              </w:rPr>
+              <w:t>Fact_referral</w:t>
+            </w:r>
+            <w:proofErr w:type="spellEnd"/>
+          </w:p>
+        </w:tc>
+        <w:tc>
+          <w:tcPr>
+            <w:tcW w:w="3960" w:type="dxa"/>
+            <w:tcBorders>
+              <w:top w:val="single" w:sz="4" w:space="0" w:color="AAAAAA"/>
+              <w:left w:val="single" w:sz="4" w:space="0" w:color="AAAAAA"/>
+              <w:bottom w:val="single" w:sz="4" w:space="0" w:color="AAAAAA"/>
+              <w:right w:val="single" w:sz="4" w:space="0" w:color="AAAAAA"/>
+            </w:tcBorders>
+            <w:shd w:val="clear" w:color="auto" w:fill="FFFFFF"/>
+            <w:tcMar>
+              <w:top w:w="50" w:type="dxa"/>
+              <w:left w:w="100" w:type="dxa"/>
+              <w:bottom w:w="50" w:type="dxa"/>
+              <w:right w:w="100" w:type="dxa"/>
+            </w:tcMar>
+            <w:vAlign w:val="center"/>
+          </w:tcPr>
+          <w:p>
+            <w:pPr>
+              <w:rPr>
+                <w:sz w:val="18"/>
+                <w:szCs w:val="18"/>
+              </w:rPr>
+            </w:pPr>
+          </w:p>
+        </w:tc>
+        <w:tc>
+          <w:tcPr>
+            <w:tcW w:w="3000" w:type="dxa"/>
+            <w:tcBorders>
+              <w:top w:val="single" w:sz="4" w:space="0" w:color="AAAAAA"/>
+              <w:left w:val="single" w:sz="4" w:space="0" w:color="AAAAAA"/>
+              <w:bottom w:val="single" w:sz="4" w:space="0" w:color="AAAAAA"/>
+              <w:right w:val="single" w:sz="4" w:space="0" w:color="AAAAAA"/>
+            </w:tcBorders>
+            <w:shd w:val="clear" w:color="auto" w:fill="FFFFFF"/>
+            <w:tcMar>
+              <w:top w:w="50" w:type="dxa"/>
+              <w:left w:w="100" w:type="dxa"/>
+              <w:bottom w:w="50" w:type="dxa"/>
+              <w:right w:w="100" w:type="dxa"/>
+            </w:tcMar>
+            <w:vAlign w:val="center"/>
+          </w:tcPr>
+          <w:p>
+            <w:pPr>
+              <w:rPr>
+                <w:sz w:val="18"/>
+                <w:szCs w:val="18"/>
+              </w:rPr>
+            </w:pPr>
+            <w:r>
+              <w:rPr>
+                <w:sz w:val="18"/>
+                <w:szCs w:val="18"/>
+              </w:rPr>
+              <w:t>referral</w:t>
+            </w:r>
+          </w:p>
+        </w:tc>
+      </w:tr>
+      <w:tr>
+        <w:tc>
+          <w:tcPr>
+            <w:tcW w:w="2400" w:type="dxa"/>
+            <w:tcBorders>
+              <w:top w:val="single" w:sz="4" w:space="0" w:color="AAAAAA"/>
+              <w:left w:val="single" w:sz="4" w:space="0" w:color="AAAAAA"/>
+              <w:bottom w:val="single" w:sz="4" w:space="0" w:color="AAAAAA"/>
+              <w:right w:val="single" w:sz="4" w:space="0" w:color="AAAAAA"/>
+            </w:tcBorders>
+            <w:shd w:val="clear" w:color="auto" w:fill="FFFFFF"/>
+            <w:tcMar>
+              <w:top w:w="50" w:type="dxa"/>
+              <w:left w:w="100" w:type="dxa"/>
+              <w:bottom w:w="50" w:type="dxa"/>
+              <w:right w:w="100" w:type="dxa"/>
+            </w:tcMar>
+            <w:vAlign w:val="center"/>
+          </w:tcPr>
+          <w:p>
+            <w:pPr>
+              <w:rPr>
+                <w:sz w:val="18"/>
+                <w:szCs w:val="18"/>
+              </w:rPr>
+            </w:pPr>
+          </w:p>
+        </w:tc>
+        <w:tc>
+          <w:tcPr>
+            <w:tcW w:w="3960" w:type="dxa"/>
+            <w:tcBorders>
+              <w:top w:val="single" w:sz="4" w:space="0" w:color="AAAAAA"/>
+              <w:left w:val="single" w:sz="4" w:space="0" w:color="AAAAAA"/>
+              <w:bottom w:val="single" w:sz="4" w:space="0" w:color="AAAAAA"/>
+              <w:right w:val="single" w:sz="4" w:space="0" w:color="AAAAAA"/>
+            </w:tcBorders>
+            <w:shd w:val="clear" w:color="auto" w:fill="FFFFFF"/>
+            <w:tcMar>
+              <w:top w:w="50" w:type="dxa"/>
+              <w:left w:w="100" w:type="dxa"/>
+              <w:bottom w:w="50" w:type="dxa"/>
+              <w:right w:w="100" w:type="dxa"/>
+            </w:tcMar>
+            <w:vAlign w:val="center"/>
+          </w:tcPr>
+          <w:p>
+            <w:pPr>
+              <w:rPr>
+                <w:sz w:val="18"/>
+                <w:szCs w:val="18"/>
+              </w:rPr>
+            </w:pPr>
+          </w:p>
+        </w:tc>
+        <w:tc>
+          <w:tcPr>
+            <w:tcW w:w="3000" w:type="dxa"/>
+            <w:tcBorders>
+              <w:top w:val="single" w:sz="4" w:space="0" w:color="AAAAAA"/>
+              <w:left w:val="single" w:sz="4" w:space="0" w:color="AAAAAA"/>
+              <w:bottom w:val="single" w:sz="4" w:space="0" w:color="AAAAAA"/>
+              <w:right w:val="single" w:sz="4" w:space="0" w:color="AAAAAA"/>
+            </w:tcBorders>
+            <w:shd w:val="clear" w:color="auto" w:fill="FFFFFF"/>
+            <w:tcMar>
+              <w:top w:w="50" w:type="dxa"/>
+              <w:left w:w="100" w:type="dxa"/>
+              <w:bottom w:w="50" w:type="dxa"/>
+              <w:right w:w="100" w:type="dxa"/>
+            </w:tcMar>
+            <w:vAlign w:val="center"/>
+          </w:tcPr>
+          <w:p>
+            <w:pPr>
+              <w:rPr>
+                <w:sz w:val="18"/>
+                <w:szCs w:val="18"/>
+              </w:rPr>
+            </w:pPr>
+          </w:p>
+        </w:tc>
+      </w:tr>
+      <w:tr>
+        <w:tc>
+          <w:tcPr>
+            <w:tcW w:w="2400" w:type="dxa"/>
+            <w:tcBorders>
+              <w:top w:val="single" w:sz="4" w:space="0" w:color="AAAAAA"/>
+              <w:left w:val="single" w:sz="4" w:space="0" w:color="AAAAAA"/>
+              <w:bottom w:val="single" w:sz="4" w:space="0" w:color="AAAAAA"/>
+              <w:right w:val="single" w:sz="4" w:space="0" w:color="AAAAAA"/>
+            </w:tcBorders>
+            <w:shd w:val="clear" w:color="auto" w:fill="FFFFFF"/>
+            <w:tcMar>
+              <w:top w:w="50" w:type="dxa"/>
+              <w:left w:w="100" w:type="dxa"/>
+              <w:bottom w:w="50" w:type="dxa"/>
+              <w:right w:w="100" w:type="dxa"/>
+            </w:tcMar>
+            <w:vAlign w:val="center"/>
+          </w:tcPr>
+          <w:p>
+            <w:pPr>
+              <w:rPr>
+                <w:sz w:val="18"/>
+                <w:szCs w:val="18"/>
+              </w:rPr>
+            </w:pPr>
+          </w:p>
+        </w:tc>
+        <w:tc>
+          <w:tcPr>
+            <w:tcW w:w="3960" w:type="dxa"/>
+            <w:tcBorders>
+              <w:top w:val="single" w:sz="4" w:space="0" w:color="AAAAAA"/>
+              <w:left w:val="single" w:sz="4" w:space="0" w:color="AAAAAA"/>
+              <w:bottom w:val="single" w:sz="4" w:space="0" w:color="AAAAAA"/>
+              <w:right w:val="single" w:sz="4" w:space="0" w:color="AAAAAA"/>
+            </w:tcBorders>
+            <w:shd w:val="clear" w:color="auto" w:fill="FFFFFF"/>
+            <w:tcMar>
+              <w:top w:w="50" w:type="dxa"/>
+              <w:left w:w="100" w:type="dxa"/>
+              <w:bottom w:w="50" w:type="dxa"/>
+              <w:right w:w="100" w:type="dxa"/>
+            </w:tcMar>
+            <w:vAlign w:val="center"/>
+          </w:tcPr>
+          <w:p>
+            <w:pPr>
+              <w:rPr>
+                <w:sz w:val="18"/>
+                <w:szCs w:val="18"/>
+              </w:rPr>
+            </w:pPr>
+          </w:p>
+        </w:tc>
+        <w:tc>
+          <w:tcPr>
+            <w:tcW w:w="3000" w:type="dxa"/>
+            <w:tcBorders>
+              <w:top w:val="single" w:sz="4" w:space="0" w:color="AAAAAA"/>
+              <w:left w:val="single" w:sz="4" w:space="0" w:color="AAAAAA"/>
+              <w:bottom w:val="single" w:sz="4" w:space="0" w:color="AAAAAA"/>
+              <w:right w:val="single" w:sz="4" w:space="0" w:color="AAAAAA"/>
+            </w:tcBorders>
+            <w:shd w:val="clear" w:color="auto" w:fill="FFFFFF"/>
+            <w:tcMar>
+              <w:top w:w="50" w:type="dxa"/>
+              <w:left w:w="100" w:type="dxa"/>
+              <w:bottom w:w="50" w:type="dxa"/>
+              <w:right w:w="100" w:type="dxa"/>
+            </w:tcMar>
+            <w:vAlign w:val="center"/>
+          </w:tcPr>
+          <w:p>
+            <w:pPr>
+              <w:rPr>
+                <w:sz w:val="18"/>
+                <w:szCs w:val="18"/>
+              </w:rPr>
+            </w:pPr>
           </w:p>
         </w:tc>
       </w:tr>
@@ -639,7 +988,7 @@
     </w:p>
     <w:tbl>
       <w:tblPr>
-        <w:tblW w:w="9360" w:type="dxa"/>
+        <w:tblW w:w="10075" w:type="dxa"/>
         <w:tblBorders>
           <w:top w:val="single" w:sz="4" w:space="0" w:color="auto"/>
           <w:left w:val="single" w:sz="4" w:space="0" w:color="auto"/>
@@ -655,24 +1004,20 @@
         <w:tblLook w:val="04A0" w:firstRow="1" w:lastRow="0" w:firstColumn="1" w:lastColumn="0" w:noHBand="0" w:noVBand="1"/>
       </w:tblPr>
       <w:tblGrid>
-        <w:gridCol w:w="2600"/>
-        <w:gridCol w:w="2253"/>
-        <w:gridCol w:w="2253"/>
-        <w:gridCol w:w="2254"/>
+        <w:gridCol w:w="1900"/>
+        <w:gridCol w:w="1408"/>
+        <w:gridCol w:w="1495"/>
+        <w:gridCol w:w="1749"/>
+        <w:gridCol w:w="1924"/>
+        <w:gridCol w:w="1599"/>
       </w:tblGrid>
       <w:tr>
-        <w:tblPrEx>
-          <w:tblCellMar>
-            <w:top w:w="0" w:type="dxa"/>
-            <w:bottom w:w="0" w:type="dxa"/>
-          </w:tblCellMar>
-        </w:tblPrEx>
         <w:trPr>
           <w:tblHeader/>
         </w:trPr>
         <w:tc>
           <w:tcPr>
-            <w:tcW w:w="2600" w:type="dxa"/>
+            <w:tcW w:w="1900" w:type="dxa"/>
             <w:tcBorders>
               <w:top w:val="single" w:sz="4" w:space="0" w:color="AAAAAA"/>
               <w:left w:val="single" w:sz="4" w:space="0" w:color="AAAAAA"/>
@@ -704,7 +1049,7 @@
         </w:tc>
         <w:tc>
           <w:tcPr>
-            <w:tcW w:w="2253" w:type="dxa"/>
+            <w:tcW w:w="1408" w:type="dxa"/>
             <w:tcBorders>
               <w:top w:val="single" w:sz="4" w:space="0" w:color="AAAAAA"/>
               <w:left w:val="single" w:sz="4" w:space="0" w:color="AAAAAA"/>
@@ -738,7 +1083,7 @@
         </w:tc>
         <w:tc>
           <w:tcPr>
-            <w:tcW w:w="2253" w:type="dxa"/>
+            <w:tcW w:w="1495" w:type="dxa"/>
             <w:tcBorders>
               <w:top w:val="single" w:sz="4" w:space="0" w:color="AAAAAA"/>
               <w:left w:val="single" w:sz="4" w:space="0" w:color="AAAAAA"/>
@@ -772,7 +1117,7 @@
         </w:tc>
         <w:tc>
           <w:tcPr>
-            <w:tcW w:w="2254" w:type="dxa"/>
+            <w:tcW w:w="1749" w:type="dxa"/>
             <w:tcBorders>
               <w:top w:val="single" w:sz="4" w:space="0" w:color="AAAAAA"/>
               <w:left w:val="single" w:sz="4" w:space="0" w:color="AAAAAA"/>
@@ -804,17 +1149,75 @@
             <w:proofErr w:type="spellEnd"/>
           </w:p>
         </w:tc>
+        <w:tc>
+          <w:tcPr>
+            <w:tcW w:w="1924" w:type="dxa"/>
+            <w:tcBorders>
+              <w:top w:val="single" w:sz="4" w:space="0" w:color="AAAAAA"/>
+              <w:left w:val="single" w:sz="4" w:space="0" w:color="AAAAAA"/>
+              <w:bottom w:val="single" w:sz="4" w:space="0" w:color="AAAAAA"/>
+              <w:right w:val="single" w:sz="4" w:space="0" w:color="AAAAAA"/>
+            </w:tcBorders>
+            <w:shd w:val="clear" w:color="auto" w:fill="2E75B6"/>
+          </w:tcPr>
+          <w:p>
+            <w:pPr>
+              <w:jc w:val="center"/>
+              <w:rPr>
+                <w:b/>
+                <w:bCs/>
+                <w:color w:val="FFFFFF"/>
+              </w:rPr>
+            </w:pPr>
+            <w:proofErr w:type="spellStart"/>
+            <w:r>
+              <w:rPr>
+                <w:b/>
+                <w:bCs/>
+                <w:color w:val="FFFFFF"/>
+              </w:rPr>
+              <w:t>fact_claim_items</w:t>
+            </w:r>
+            <w:proofErr w:type="spellEnd"/>
+          </w:p>
+        </w:tc>
+        <w:tc>
+          <w:tcPr>
+            <w:tcW w:w="1599" w:type="dxa"/>
+            <w:tcBorders>
+              <w:top w:val="single" w:sz="4" w:space="0" w:color="AAAAAA"/>
+              <w:left w:val="single" w:sz="4" w:space="0" w:color="AAAAAA"/>
+              <w:bottom w:val="single" w:sz="4" w:space="0" w:color="AAAAAA"/>
+              <w:right w:val="single" w:sz="4" w:space="0" w:color="AAAAAA"/>
+            </w:tcBorders>
+            <w:shd w:val="clear" w:color="auto" w:fill="2E75B6"/>
+          </w:tcPr>
+          <w:p>
+            <w:pPr>
+              <w:jc w:val="center"/>
+              <w:rPr>
+                <w:b/>
+                <w:bCs/>
+                <w:color w:val="FFFFFF"/>
+              </w:rPr>
+            </w:pPr>
+            <w:proofErr w:type="spellStart"/>
+            <w:r>
+              <w:rPr>
+                <w:b/>
+                <w:bCs/>
+                <w:color w:val="FFFFFF"/>
+              </w:rPr>
+              <w:t>fact_referrals</w:t>
+            </w:r>
+            <w:proofErr w:type="spellEnd"/>
+          </w:p>
+        </w:tc>
       </w:tr>
       <w:tr>
-        <w:tblPrEx>
-          <w:tblCellMar>
-            <w:top w:w="0" w:type="dxa"/>
-            <w:bottom w:w="0" w:type="dxa"/>
-          </w:tblCellMar>
-        </w:tblPrEx>
-        <w:tc>
-          <w:tcPr>
-            <w:tcW w:w="2600" w:type="dxa"/>
+        <w:tc>
+          <w:tcPr>
+            <w:tcW w:w="1900" w:type="dxa"/>
             <w:tcBorders>
               <w:top w:val="single" w:sz="4" w:space="0" w:color="AAAAAA"/>
               <w:left w:val="single" w:sz="4" w:space="0" w:color="AAAAAA"/>
@@ -847,7 +1250,7 @@
         </w:tc>
         <w:tc>
           <w:tcPr>
-            <w:tcW w:w="2253" w:type="dxa"/>
+            <w:tcW w:w="1408" w:type="dxa"/>
             <w:tcBorders>
               <w:top w:val="single" w:sz="4" w:space="0" w:color="AAAAAA"/>
               <w:left w:val="single" w:sz="4" w:space="0" w:color="AAAAAA"/>
@@ -879,7 +1282,7 @@
         </w:tc>
         <w:tc>
           <w:tcPr>
-            <w:tcW w:w="2253" w:type="dxa"/>
+            <w:tcW w:w="1495" w:type="dxa"/>
             <w:tcBorders>
               <w:top w:val="single" w:sz="4" w:space="0" w:color="AAAAAA"/>
               <w:left w:val="single" w:sz="4" w:space="0" w:color="AAAAAA"/>
@@ -911,7 +1314,7 @@
         </w:tc>
         <w:tc>
           <w:tcPr>
-            <w:tcW w:w="2254" w:type="dxa"/>
+            <w:tcW w:w="1749" w:type="dxa"/>
             <w:tcBorders>
               <w:top w:val="single" w:sz="4" w:space="0" w:color="AAAAAA"/>
               <w:left w:val="single" w:sz="4" w:space="0" w:color="AAAAAA"/>
@@ -941,17 +1344,73 @@
             </w:r>
           </w:p>
         </w:tc>
+        <w:tc>
+          <w:tcPr>
+            <w:tcW w:w="1924" w:type="dxa"/>
+            <w:tcBorders>
+              <w:top w:val="single" w:sz="4" w:space="0" w:color="AAAAAA"/>
+              <w:left w:val="single" w:sz="4" w:space="0" w:color="AAAAAA"/>
+              <w:bottom w:val="single" w:sz="4" w:space="0" w:color="AAAAAA"/>
+              <w:right w:val="single" w:sz="4" w:space="0" w:color="AAAAAA"/>
+            </w:tcBorders>
+            <w:shd w:val="clear" w:color="auto" w:fill="E2EFDA"/>
+          </w:tcPr>
+          <w:p>
+            <w:pPr>
+              <w:jc w:val="center"/>
+              <w:rPr>
+                <w:b/>
+                <w:bCs/>
+                <w:color w:val="375623"/>
+              </w:rPr>
+            </w:pPr>
+            <w:r>
+              <w:rPr>
+                <w:rFonts w:ascii="Segoe UI Symbol" w:hAnsi="Segoe UI Symbol" w:cs="Segoe UI Symbol"/>
+                <w:b/>
+                <w:bCs/>
+                <w:color w:val="375623"/>
+              </w:rPr>
+              <w:t>✓</w:t>
+            </w:r>
+          </w:p>
+        </w:tc>
+        <w:tc>
+          <w:tcPr>
+            <w:tcW w:w="1599" w:type="dxa"/>
+            <w:tcBorders>
+              <w:top w:val="single" w:sz="4" w:space="0" w:color="AAAAAA"/>
+              <w:left w:val="single" w:sz="4" w:space="0" w:color="AAAAAA"/>
+              <w:bottom w:val="single" w:sz="4" w:space="0" w:color="AAAAAA"/>
+              <w:right w:val="single" w:sz="4" w:space="0" w:color="AAAAAA"/>
+            </w:tcBorders>
+            <w:shd w:val="clear" w:color="auto" w:fill="E2EFDA"/>
+          </w:tcPr>
+          <w:p>
+            <w:pPr>
+              <w:jc w:val="center"/>
+              <w:rPr>
+                <w:b/>
+                <w:bCs/>
+                <w:color w:val="375623"/>
+              </w:rPr>
+            </w:pPr>
+            <w:r>
+              <w:rPr>
+                <w:rFonts w:ascii="Segoe UI Symbol" w:hAnsi="Segoe UI Symbol" w:cs="Segoe UI Symbol"/>
+                <w:b/>
+                <w:bCs/>
+                <w:color w:val="375623"/>
+              </w:rPr>
+              <w:t>✓</w:t>
+            </w:r>
+          </w:p>
+        </w:tc>
       </w:tr>
       <w:tr>
-        <w:tblPrEx>
-          <w:tblCellMar>
-            <w:top w:w="0" w:type="dxa"/>
-            <w:bottom w:w="0" w:type="dxa"/>
-          </w:tblCellMar>
-        </w:tblPrEx>
-        <w:tc>
-          <w:tcPr>
-            <w:tcW w:w="2600" w:type="dxa"/>
+        <w:tc>
+          <w:tcPr>
+            <w:tcW w:w="1900" w:type="dxa"/>
             <w:tcBorders>
               <w:top w:val="single" w:sz="4" w:space="0" w:color="AAAAAA"/>
               <w:left w:val="single" w:sz="4" w:space="0" w:color="AAAAAA"/>
@@ -984,7 +1443,7 @@
         </w:tc>
         <w:tc>
           <w:tcPr>
-            <w:tcW w:w="2253" w:type="dxa"/>
+            <w:tcW w:w="1408" w:type="dxa"/>
             <w:tcBorders>
               <w:top w:val="single" w:sz="4" w:space="0" w:color="AAAAAA"/>
               <w:left w:val="single" w:sz="4" w:space="0" w:color="AAAAAA"/>
@@ -1016,7 +1475,7 @@
         </w:tc>
         <w:tc>
           <w:tcPr>
-            <w:tcW w:w="2253" w:type="dxa"/>
+            <w:tcW w:w="1495" w:type="dxa"/>
             <w:tcBorders>
               <w:top w:val="single" w:sz="4" w:space="0" w:color="AAAAAA"/>
               <w:left w:val="single" w:sz="4" w:space="0" w:color="AAAAAA"/>
@@ -1048,7 +1507,7 @@
         </w:tc>
         <w:tc>
           <w:tcPr>
-            <w:tcW w:w="2254" w:type="dxa"/>
+            <w:tcW w:w="1749" w:type="dxa"/>
             <w:tcBorders>
               <w:top w:val="single" w:sz="4" w:space="0" w:color="AAAAAA"/>
               <w:left w:val="single" w:sz="4" w:space="0" w:color="AAAAAA"/>
@@ -1076,17 +1535,60 @@
             </w:r>
           </w:p>
         </w:tc>
+        <w:tc>
+          <w:tcPr>
+            <w:tcW w:w="1924" w:type="dxa"/>
+            <w:tcBorders>
+              <w:top w:val="single" w:sz="4" w:space="0" w:color="AAAAAA"/>
+              <w:left w:val="single" w:sz="4" w:space="0" w:color="AAAAAA"/>
+              <w:bottom w:val="single" w:sz="4" w:space="0" w:color="AAAAAA"/>
+              <w:right w:val="single" w:sz="4" w:space="0" w:color="AAAAAA"/>
+            </w:tcBorders>
+            <w:shd w:val="clear" w:color="auto" w:fill="FFFFFF"/>
+          </w:tcPr>
+          <w:p>
+            <w:pPr>
+              <w:jc w:val="center"/>
+              <w:rPr>
+                <w:color w:val="AAAAAA"/>
+              </w:rPr>
+            </w:pPr>
+          </w:p>
+        </w:tc>
+        <w:tc>
+          <w:tcPr>
+            <w:tcW w:w="1599" w:type="dxa"/>
+            <w:tcBorders>
+              <w:top w:val="single" w:sz="4" w:space="0" w:color="AAAAAA"/>
+              <w:left w:val="single" w:sz="4" w:space="0" w:color="AAAAAA"/>
+              <w:bottom w:val="single" w:sz="4" w:space="0" w:color="AAAAAA"/>
+              <w:right w:val="single" w:sz="4" w:space="0" w:color="AAAAAA"/>
+            </w:tcBorders>
+            <w:shd w:val="clear" w:color="auto" w:fill="D9F2D0" w:themeFill="accent6" w:themeFillTint="33"/>
+          </w:tcPr>
+          <w:p>
+            <w:pPr>
+              <w:jc w:val="center"/>
+              <w:rPr>
+                <w:color w:val="AAAAAA"/>
+              </w:rPr>
+            </w:pPr>
+            <w:r>
+              <w:rPr>
+                <w:rFonts w:ascii="Segoe UI Symbol" w:hAnsi="Segoe UI Symbol" w:cs="Segoe UI Symbol"/>
+                <w:b/>
+                <w:bCs/>
+                <w:color w:val="375623"/>
+              </w:rPr>
+              <w:t>✓</w:t>
+            </w:r>
+          </w:p>
+        </w:tc>
       </w:tr>
       <w:tr>
-        <w:tblPrEx>
-          <w:tblCellMar>
-            <w:top w:w="0" w:type="dxa"/>
-            <w:bottom w:w="0" w:type="dxa"/>
-          </w:tblCellMar>
-        </w:tblPrEx>
-        <w:tc>
-          <w:tcPr>
-            <w:tcW w:w="2600" w:type="dxa"/>
+        <w:tc>
+          <w:tcPr>
+            <w:tcW w:w="1900" w:type="dxa"/>
             <w:tcBorders>
               <w:top w:val="single" w:sz="4" w:space="0" w:color="AAAAAA"/>
               <w:left w:val="single" w:sz="4" w:space="0" w:color="AAAAAA"/>
@@ -1119,7 +1621,7 @@
         </w:tc>
         <w:tc>
           <w:tcPr>
-            <w:tcW w:w="2253" w:type="dxa"/>
+            <w:tcW w:w="1408" w:type="dxa"/>
             <w:tcBorders>
               <w:top w:val="single" w:sz="4" w:space="0" w:color="AAAAAA"/>
               <w:left w:val="single" w:sz="4" w:space="0" w:color="AAAAAA"/>
@@ -1151,7 +1653,7 @@
         </w:tc>
         <w:tc>
           <w:tcPr>
-            <w:tcW w:w="2253" w:type="dxa"/>
+            <w:tcW w:w="1495" w:type="dxa"/>
             <w:tcBorders>
               <w:top w:val="single" w:sz="4" w:space="0" w:color="AAAAAA"/>
               <w:left w:val="single" w:sz="4" w:space="0" w:color="AAAAAA"/>
@@ -1183,7 +1685,7 @@
         </w:tc>
         <w:tc>
           <w:tcPr>
-            <w:tcW w:w="2254" w:type="dxa"/>
+            <w:tcW w:w="1749" w:type="dxa"/>
             <w:tcBorders>
               <w:top w:val="single" w:sz="4" w:space="0" w:color="AAAAAA"/>
               <w:left w:val="single" w:sz="4" w:space="0" w:color="AAAAAA"/>
@@ -1213,17 +1715,64 @@
             </w:r>
           </w:p>
         </w:tc>
+        <w:tc>
+          <w:tcPr>
+            <w:tcW w:w="1924" w:type="dxa"/>
+            <w:tcBorders>
+              <w:top w:val="single" w:sz="4" w:space="0" w:color="AAAAAA"/>
+              <w:left w:val="single" w:sz="4" w:space="0" w:color="AAAAAA"/>
+              <w:bottom w:val="single" w:sz="4" w:space="0" w:color="AAAAAA"/>
+              <w:right w:val="single" w:sz="4" w:space="0" w:color="AAAAAA"/>
+            </w:tcBorders>
+            <w:shd w:val="clear" w:color="auto" w:fill="FFFFFF" w:themeFill="background1"/>
+          </w:tcPr>
+          <w:p>
+            <w:pPr>
+              <w:jc w:val="center"/>
+              <w:rPr>
+                <w:b/>
+                <w:bCs/>
+                <w:color w:val="375623"/>
+              </w:rPr>
+            </w:pPr>
+          </w:p>
+        </w:tc>
+        <w:tc>
+          <w:tcPr>
+            <w:tcW w:w="1599" w:type="dxa"/>
+            <w:tcBorders>
+              <w:top w:val="single" w:sz="4" w:space="0" w:color="AAAAAA"/>
+              <w:left w:val="single" w:sz="4" w:space="0" w:color="AAAAAA"/>
+              <w:bottom w:val="single" w:sz="4" w:space="0" w:color="AAAAAA"/>
+              <w:right w:val="single" w:sz="4" w:space="0" w:color="AAAAAA"/>
+            </w:tcBorders>
+            <w:shd w:val="clear" w:color="auto" w:fill="E2EFDA"/>
+          </w:tcPr>
+          <w:p>
+            <w:pPr>
+              <w:jc w:val="center"/>
+              <w:rPr>
+                <w:b/>
+                <w:bCs/>
+                <w:color w:val="375623"/>
+              </w:rPr>
+            </w:pPr>
+            <w:r>
+              <w:rPr>
+                <w:rFonts w:ascii="Segoe UI Symbol" w:hAnsi="Segoe UI Symbol" w:cs="Segoe UI Symbol"/>
+                <w:b/>
+                <w:bCs/>
+                <w:color w:val="375623"/>
+              </w:rPr>
+              <w:t>✓</w:t>
+            </w:r>
+          </w:p>
+        </w:tc>
       </w:tr>
       <w:tr>
-        <w:tblPrEx>
-          <w:tblCellMar>
-            <w:top w:w="0" w:type="dxa"/>
-            <w:bottom w:w="0" w:type="dxa"/>
-          </w:tblCellMar>
-        </w:tblPrEx>
-        <w:tc>
-          <w:tcPr>
-            <w:tcW w:w="2600" w:type="dxa"/>
+        <w:tc>
+          <w:tcPr>
+            <w:tcW w:w="1900" w:type="dxa"/>
             <w:tcBorders>
               <w:top w:val="single" w:sz="4" w:space="0" w:color="AAAAAA"/>
               <w:left w:val="single" w:sz="4" w:space="0" w:color="AAAAAA"/>
@@ -1256,7 +1805,7 @@
         </w:tc>
         <w:tc>
           <w:tcPr>
-            <w:tcW w:w="2253" w:type="dxa"/>
+            <w:tcW w:w="1408" w:type="dxa"/>
             <w:tcBorders>
               <w:top w:val="single" w:sz="4" w:space="0" w:color="AAAAAA"/>
               <w:left w:val="single" w:sz="4" w:space="0" w:color="AAAAAA"/>
@@ -1288,7 +1837,7 @@
         </w:tc>
         <w:tc>
           <w:tcPr>
-            <w:tcW w:w="2253" w:type="dxa"/>
+            <w:tcW w:w="1495" w:type="dxa"/>
             <w:tcBorders>
               <w:top w:val="single" w:sz="4" w:space="0" w:color="AAAAAA"/>
               <w:left w:val="single" w:sz="4" w:space="0" w:color="AAAAAA"/>
@@ -1318,7 +1867,7 @@
         </w:tc>
         <w:tc>
           <w:tcPr>
-            <w:tcW w:w="2254" w:type="dxa"/>
+            <w:tcW w:w="1749" w:type="dxa"/>
             <w:tcBorders>
               <w:top w:val="single" w:sz="4" w:space="0" w:color="AAAAAA"/>
               <w:left w:val="single" w:sz="4" w:space="0" w:color="AAAAAA"/>
@@ -1346,17 +1895,51 @@
             </w:r>
           </w:p>
         </w:tc>
+        <w:tc>
+          <w:tcPr>
+            <w:tcW w:w="1924" w:type="dxa"/>
+            <w:tcBorders>
+              <w:top w:val="single" w:sz="4" w:space="0" w:color="AAAAAA"/>
+              <w:left w:val="single" w:sz="4" w:space="0" w:color="AAAAAA"/>
+              <w:bottom w:val="single" w:sz="4" w:space="0" w:color="AAAAAA"/>
+              <w:right w:val="single" w:sz="4" w:space="0" w:color="AAAAAA"/>
+            </w:tcBorders>
+            <w:shd w:val="clear" w:color="auto" w:fill="FFFFFF"/>
+          </w:tcPr>
+          <w:p>
+            <w:pPr>
+              <w:jc w:val="center"/>
+              <w:rPr>
+                <w:color w:val="AAAAAA"/>
+              </w:rPr>
+            </w:pPr>
+          </w:p>
+        </w:tc>
+        <w:tc>
+          <w:tcPr>
+            <w:tcW w:w="1599" w:type="dxa"/>
+            <w:tcBorders>
+              <w:top w:val="single" w:sz="4" w:space="0" w:color="AAAAAA"/>
+              <w:left w:val="single" w:sz="4" w:space="0" w:color="AAAAAA"/>
+              <w:bottom w:val="single" w:sz="4" w:space="0" w:color="AAAAAA"/>
+              <w:right w:val="single" w:sz="4" w:space="0" w:color="AAAAAA"/>
+            </w:tcBorders>
+            <w:shd w:val="clear" w:color="auto" w:fill="FFFFFF"/>
+          </w:tcPr>
+          <w:p>
+            <w:pPr>
+              <w:jc w:val="center"/>
+              <w:rPr>
+                <w:color w:val="AAAAAA"/>
+              </w:rPr>
+            </w:pPr>
+          </w:p>
+        </w:tc>
       </w:tr>
       <w:tr>
-        <w:tblPrEx>
-          <w:tblCellMar>
-            <w:top w:w="0" w:type="dxa"/>
-            <w:bottom w:w="0" w:type="dxa"/>
-          </w:tblCellMar>
-        </w:tblPrEx>
-        <w:tc>
-          <w:tcPr>
-            <w:tcW w:w="2600" w:type="dxa"/>
+        <w:tc>
+          <w:tcPr>
+            <w:tcW w:w="1900" w:type="dxa"/>
             <w:tcBorders>
               <w:top w:val="single" w:sz="4" w:space="0" w:color="AAAAAA"/>
               <w:left w:val="single" w:sz="4" w:space="0" w:color="AAAAAA"/>
@@ -1389,7 +1972,7 @@
         </w:tc>
         <w:tc>
           <w:tcPr>
-            <w:tcW w:w="2253" w:type="dxa"/>
+            <w:tcW w:w="1408" w:type="dxa"/>
             <w:tcBorders>
               <w:top w:val="single" w:sz="4" w:space="0" w:color="AAAAAA"/>
               <w:left w:val="single" w:sz="4" w:space="0" w:color="AAAAAA"/>
@@ -1421,7 +2004,7 @@
         </w:tc>
         <w:tc>
           <w:tcPr>
-            <w:tcW w:w="2253" w:type="dxa"/>
+            <w:tcW w:w="1495" w:type="dxa"/>
             <w:tcBorders>
               <w:top w:val="single" w:sz="4" w:space="0" w:color="AAAAAA"/>
               <w:left w:val="single" w:sz="4" w:space="0" w:color="AAAAAA"/>
@@ -1451,7 +2034,7 @@
         </w:tc>
         <w:tc>
           <w:tcPr>
-            <w:tcW w:w="2254" w:type="dxa"/>
+            <w:tcW w:w="1749" w:type="dxa"/>
             <w:tcBorders>
               <w:top w:val="single" w:sz="4" w:space="0" w:color="AAAAAA"/>
               <w:left w:val="single" w:sz="4" w:space="0" w:color="AAAAAA"/>
@@ -1479,17 +2062,51 @@
             </w:r>
           </w:p>
         </w:tc>
+        <w:tc>
+          <w:tcPr>
+            <w:tcW w:w="1924" w:type="dxa"/>
+            <w:tcBorders>
+              <w:top w:val="single" w:sz="4" w:space="0" w:color="AAAAAA"/>
+              <w:left w:val="single" w:sz="4" w:space="0" w:color="AAAAAA"/>
+              <w:bottom w:val="single" w:sz="4" w:space="0" w:color="AAAAAA"/>
+              <w:right w:val="single" w:sz="4" w:space="0" w:color="AAAAAA"/>
+            </w:tcBorders>
+            <w:shd w:val="clear" w:color="auto" w:fill="FFFFFF"/>
+          </w:tcPr>
+          <w:p>
+            <w:pPr>
+              <w:jc w:val="center"/>
+              <w:rPr>
+                <w:color w:val="AAAAAA"/>
+              </w:rPr>
+            </w:pPr>
+          </w:p>
+        </w:tc>
+        <w:tc>
+          <w:tcPr>
+            <w:tcW w:w="1599" w:type="dxa"/>
+            <w:tcBorders>
+              <w:top w:val="single" w:sz="4" w:space="0" w:color="AAAAAA"/>
+              <w:left w:val="single" w:sz="4" w:space="0" w:color="AAAAAA"/>
+              <w:bottom w:val="single" w:sz="4" w:space="0" w:color="AAAAAA"/>
+              <w:right w:val="single" w:sz="4" w:space="0" w:color="AAAAAA"/>
+            </w:tcBorders>
+            <w:shd w:val="clear" w:color="auto" w:fill="FFFFFF"/>
+          </w:tcPr>
+          <w:p>
+            <w:pPr>
+              <w:jc w:val="center"/>
+              <w:rPr>
+                <w:color w:val="AAAAAA"/>
+              </w:rPr>
+            </w:pPr>
+          </w:p>
+        </w:tc>
       </w:tr>
       <w:tr>
-        <w:tblPrEx>
-          <w:tblCellMar>
-            <w:top w:w="0" w:type="dxa"/>
-            <w:bottom w:w="0" w:type="dxa"/>
-          </w:tblCellMar>
-        </w:tblPrEx>
-        <w:tc>
-          <w:tcPr>
-            <w:tcW w:w="2600" w:type="dxa"/>
+        <w:tc>
+          <w:tcPr>
+            <w:tcW w:w="1900" w:type="dxa"/>
             <w:tcBorders>
               <w:top w:val="single" w:sz="4" w:space="0" w:color="AAAAAA"/>
               <w:left w:val="single" w:sz="4" w:space="0" w:color="AAAAAA"/>
@@ -1522,7 +2139,7 @@
         </w:tc>
         <w:tc>
           <w:tcPr>
-            <w:tcW w:w="2253" w:type="dxa"/>
+            <w:tcW w:w="1408" w:type="dxa"/>
             <w:tcBorders>
               <w:top w:val="single" w:sz="4" w:space="0" w:color="AAAAAA"/>
               <w:left w:val="single" w:sz="4" w:space="0" w:color="AAAAAA"/>
@@ -1554,7 +2171,7 @@
         </w:tc>
         <w:tc>
           <w:tcPr>
-            <w:tcW w:w="2253" w:type="dxa"/>
+            <w:tcW w:w="1495" w:type="dxa"/>
             <w:tcBorders>
               <w:top w:val="single" w:sz="4" w:space="0" w:color="AAAAAA"/>
               <w:left w:val="single" w:sz="4" w:space="0" w:color="AAAAAA"/>
@@ -1584,7 +2201,7 @@
         </w:tc>
         <w:tc>
           <w:tcPr>
-            <w:tcW w:w="2254" w:type="dxa"/>
+            <w:tcW w:w="1749" w:type="dxa"/>
             <w:tcBorders>
               <w:top w:val="single" w:sz="4" w:space="0" w:color="AAAAAA"/>
               <w:left w:val="single" w:sz="4" w:space="0" w:color="AAAAAA"/>
@@ -1612,17 +2229,51 @@
             </w:r>
           </w:p>
         </w:tc>
+        <w:tc>
+          <w:tcPr>
+            <w:tcW w:w="1924" w:type="dxa"/>
+            <w:tcBorders>
+              <w:top w:val="single" w:sz="4" w:space="0" w:color="AAAAAA"/>
+              <w:left w:val="single" w:sz="4" w:space="0" w:color="AAAAAA"/>
+              <w:bottom w:val="single" w:sz="4" w:space="0" w:color="AAAAAA"/>
+              <w:right w:val="single" w:sz="4" w:space="0" w:color="AAAAAA"/>
+            </w:tcBorders>
+            <w:shd w:val="clear" w:color="auto" w:fill="FFFFFF"/>
+          </w:tcPr>
+          <w:p>
+            <w:pPr>
+              <w:jc w:val="center"/>
+              <w:rPr>
+                <w:color w:val="AAAAAA"/>
+              </w:rPr>
+            </w:pPr>
+          </w:p>
+        </w:tc>
+        <w:tc>
+          <w:tcPr>
+            <w:tcW w:w="1599" w:type="dxa"/>
+            <w:tcBorders>
+              <w:top w:val="single" w:sz="4" w:space="0" w:color="AAAAAA"/>
+              <w:left w:val="single" w:sz="4" w:space="0" w:color="AAAAAA"/>
+              <w:bottom w:val="single" w:sz="4" w:space="0" w:color="AAAAAA"/>
+              <w:right w:val="single" w:sz="4" w:space="0" w:color="AAAAAA"/>
+            </w:tcBorders>
+            <w:shd w:val="clear" w:color="auto" w:fill="FFFFFF"/>
+          </w:tcPr>
+          <w:p>
+            <w:pPr>
+              <w:jc w:val="center"/>
+              <w:rPr>
+                <w:color w:val="AAAAAA"/>
+              </w:rPr>
+            </w:pPr>
+          </w:p>
+        </w:tc>
       </w:tr>
       <w:tr>
-        <w:tblPrEx>
-          <w:tblCellMar>
-            <w:top w:w="0" w:type="dxa"/>
-            <w:bottom w:w="0" w:type="dxa"/>
-          </w:tblCellMar>
-        </w:tblPrEx>
-        <w:tc>
-          <w:tcPr>
-            <w:tcW w:w="2600" w:type="dxa"/>
+        <w:tc>
+          <w:tcPr>
+            <w:tcW w:w="1900" w:type="dxa"/>
             <w:tcBorders>
               <w:top w:val="single" w:sz="4" w:space="0" w:color="AAAAAA"/>
               <w:left w:val="single" w:sz="4" w:space="0" w:color="AAAAAA"/>
@@ -1655,7 +2306,7 @@
         </w:tc>
         <w:tc>
           <w:tcPr>
-            <w:tcW w:w="2253" w:type="dxa"/>
+            <w:tcW w:w="1408" w:type="dxa"/>
             <w:tcBorders>
               <w:top w:val="single" w:sz="4" w:space="0" w:color="AAAAAA"/>
               <w:left w:val="single" w:sz="4" w:space="0" w:color="AAAAAA"/>
@@ -1687,7 +2338,7 @@
         </w:tc>
         <w:tc>
           <w:tcPr>
-            <w:tcW w:w="2253" w:type="dxa"/>
+            <w:tcW w:w="1495" w:type="dxa"/>
             <w:tcBorders>
               <w:top w:val="single" w:sz="4" w:space="0" w:color="AAAAAA"/>
               <w:left w:val="single" w:sz="4" w:space="0" w:color="AAAAAA"/>
@@ -1719,7 +2370,7 @@
         </w:tc>
         <w:tc>
           <w:tcPr>
-            <w:tcW w:w="2254" w:type="dxa"/>
+            <w:tcW w:w="1749" w:type="dxa"/>
             <w:tcBorders>
               <w:top w:val="single" w:sz="4" w:space="0" w:color="AAAAAA"/>
               <w:left w:val="single" w:sz="4" w:space="0" w:color="AAAAAA"/>
@@ -1747,17 +2398,60 @@
             </w:r>
           </w:p>
         </w:tc>
+        <w:tc>
+          <w:tcPr>
+            <w:tcW w:w="1924" w:type="dxa"/>
+            <w:tcBorders>
+              <w:top w:val="single" w:sz="4" w:space="0" w:color="AAAAAA"/>
+              <w:left w:val="single" w:sz="4" w:space="0" w:color="AAAAAA"/>
+              <w:bottom w:val="single" w:sz="4" w:space="0" w:color="AAAAAA"/>
+              <w:right w:val="single" w:sz="4" w:space="0" w:color="AAAAAA"/>
+            </w:tcBorders>
+            <w:shd w:val="clear" w:color="auto" w:fill="D9F2D0" w:themeFill="accent6" w:themeFillTint="33"/>
+          </w:tcPr>
+          <w:p>
+            <w:pPr>
+              <w:jc w:val="center"/>
+              <w:rPr>
+                <w:color w:val="AAAAAA"/>
+              </w:rPr>
+            </w:pPr>
+            <w:r>
+              <w:rPr>
+                <w:rFonts w:ascii="Segoe UI Symbol" w:hAnsi="Segoe UI Symbol" w:cs="Segoe UI Symbol"/>
+                <w:b/>
+                <w:bCs/>
+                <w:color w:val="375623"/>
+              </w:rPr>
+              <w:t>✓</w:t>
+            </w:r>
+          </w:p>
+        </w:tc>
+        <w:tc>
+          <w:tcPr>
+            <w:tcW w:w="1599" w:type="dxa"/>
+            <w:tcBorders>
+              <w:top w:val="single" w:sz="4" w:space="0" w:color="AAAAAA"/>
+              <w:left w:val="single" w:sz="4" w:space="0" w:color="AAAAAA"/>
+              <w:bottom w:val="single" w:sz="4" w:space="0" w:color="AAAAAA"/>
+              <w:right w:val="single" w:sz="4" w:space="0" w:color="AAAAAA"/>
+            </w:tcBorders>
+            <w:shd w:val="clear" w:color="auto" w:fill="FFFFFF"/>
+          </w:tcPr>
+          <w:p>
+            <w:pPr>
+              <w:jc w:val="center"/>
+              <w:rPr>
+                <w:color w:val="AAAAAA"/>
+              </w:rPr>
+            </w:pPr>
+          </w:p>
+        </w:tc>
       </w:tr>
       <w:tr>
-        <w:tblPrEx>
-          <w:tblCellMar>
-            <w:top w:w="0" w:type="dxa"/>
-            <w:bottom w:w="0" w:type="dxa"/>
-          </w:tblCellMar>
-        </w:tblPrEx>
-        <w:tc>
-          <w:tcPr>
-            <w:tcW w:w="2600" w:type="dxa"/>
+        <w:tc>
+          <w:tcPr>
+            <w:tcW w:w="1900" w:type="dxa"/>
             <w:tcBorders>
               <w:top w:val="single" w:sz="4" w:space="0" w:color="AAAAAA"/>
               <w:left w:val="single" w:sz="4" w:space="0" w:color="AAAAAA"/>
@@ -1790,7 +2484,7 @@
         </w:tc>
         <w:tc>
           <w:tcPr>
-            <w:tcW w:w="2253" w:type="dxa"/>
+            <w:tcW w:w="1408" w:type="dxa"/>
             <w:tcBorders>
               <w:top w:val="single" w:sz="4" w:space="0" w:color="AAAAAA"/>
               <w:left w:val="single" w:sz="4" w:space="0" w:color="AAAAAA"/>
@@ -1820,7 +2514,7 @@
         </w:tc>
         <w:tc>
           <w:tcPr>
-            <w:tcW w:w="2253" w:type="dxa"/>
+            <w:tcW w:w="1495" w:type="dxa"/>
             <w:tcBorders>
               <w:top w:val="single" w:sz="4" w:space="0" w:color="AAAAAA"/>
               <w:left w:val="single" w:sz="4" w:space="0" w:color="AAAAAA"/>
@@ -1852,7 +2546,7 @@
         </w:tc>
         <w:tc>
           <w:tcPr>
-            <w:tcW w:w="2254" w:type="dxa"/>
+            <w:tcW w:w="1749" w:type="dxa"/>
             <w:tcBorders>
               <w:top w:val="single" w:sz="4" w:space="0" w:color="AAAAAA"/>
               <w:left w:val="single" w:sz="4" w:space="0" w:color="AAAAAA"/>
@@ -1882,17 +2576,64 @@
             </w:r>
           </w:p>
         </w:tc>
+        <w:tc>
+          <w:tcPr>
+            <w:tcW w:w="1924" w:type="dxa"/>
+            <w:tcBorders>
+              <w:top w:val="single" w:sz="4" w:space="0" w:color="AAAAAA"/>
+              <w:left w:val="single" w:sz="4" w:space="0" w:color="AAAAAA"/>
+              <w:bottom w:val="single" w:sz="4" w:space="0" w:color="AAAAAA"/>
+              <w:right w:val="single" w:sz="4" w:space="0" w:color="AAAAAA"/>
+            </w:tcBorders>
+            <w:shd w:val="clear" w:color="auto" w:fill="E2EFDA"/>
+          </w:tcPr>
+          <w:p>
+            <w:pPr>
+              <w:jc w:val="center"/>
+              <w:rPr>
+                <w:b/>
+                <w:bCs/>
+                <w:color w:val="375623"/>
+              </w:rPr>
+            </w:pPr>
+            <w:r>
+              <w:rPr>
+                <w:rFonts w:ascii="Segoe UI Symbol" w:hAnsi="Segoe UI Symbol" w:cs="Segoe UI Symbol"/>
+                <w:b/>
+                <w:bCs/>
+                <w:color w:val="375623"/>
+              </w:rPr>
+              <w:t>✓</w:t>
+            </w:r>
+          </w:p>
+        </w:tc>
+        <w:tc>
+          <w:tcPr>
+            <w:tcW w:w="1599" w:type="dxa"/>
+            <w:tcBorders>
+              <w:top w:val="single" w:sz="4" w:space="0" w:color="AAAAAA"/>
+              <w:left w:val="single" w:sz="4" w:space="0" w:color="AAAAAA"/>
+              <w:bottom w:val="single" w:sz="4" w:space="0" w:color="AAAAAA"/>
+              <w:right w:val="single" w:sz="4" w:space="0" w:color="AAAAAA"/>
+            </w:tcBorders>
+            <w:shd w:val="clear" w:color="auto" w:fill="E2EFDA"/>
+          </w:tcPr>
+          <w:p>
+            <w:pPr>
+              <w:jc w:val="center"/>
+              <w:rPr>
+                <w:b/>
+                <w:bCs/>
+                <w:color w:val="375623"/>
+              </w:rPr>
+            </w:pPr>
+          </w:p>
+        </w:tc>
       </w:tr>
       <w:tr>
-        <w:tblPrEx>
-          <w:tblCellMar>
-            <w:top w:w="0" w:type="dxa"/>
-            <w:bottom w:w="0" w:type="dxa"/>
-          </w:tblCellMar>
-        </w:tblPrEx>
-        <w:tc>
-          <w:tcPr>
-            <w:tcW w:w="2600" w:type="dxa"/>
+        <w:tc>
+          <w:tcPr>
+            <w:tcW w:w="1900" w:type="dxa"/>
             <w:tcBorders>
               <w:top w:val="single" w:sz="4" w:space="0" w:color="AAAAAA"/>
               <w:left w:val="single" w:sz="4" w:space="0" w:color="AAAAAA"/>
@@ -1925,7 +2666,7 @@
         </w:tc>
         <w:tc>
           <w:tcPr>
-            <w:tcW w:w="2253" w:type="dxa"/>
+            <w:tcW w:w="1408" w:type="dxa"/>
             <w:tcBorders>
               <w:top w:val="single" w:sz="4" w:space="0" w:color="AAAAAA"/>
               <w:left w:val="single" w:sz="4" w:space="0" w:color="AAAAAA"/>
@@ -1955,7 +2696,7 @@
         </w:tc>
         <w:tc>
           <w:tcPr>
-            <w:tcW w:w="2253" w:type="dxa"/>
+            <w:tcW w:w="1495" w:type="dxa"/>
             <w:tcBorders>
               <w:top w:val="single" w:sz="4" w:space="0" w:color="AAAAAA"/>
               <w:left w:val="single" w:sz="4" w:space="0" w:color="AAAAAA"/>
@@ -1987,7 +2728,7 @@
         </w:tc>
         <w:tc>
           <w:tcPr>
-            <w:tcW w:w="2254" w:type="dxa"/>
+            <w:tcW w:w="1749" w:type="dxa"/>
             <w:tcBorders>
               <w:top w:val="single" w:sz="4" w:space="0" w:color="AAAAAA"/>
               <w:left w:val="single" w:sz="4" w:space="0" w:color="AAAAAA"/>
@@ -2013,6 +2754,46 @@
               </w:rPr>
               <w:t>—</w:t>
             </w:r>
+          </w:p>
+        </w:tc>
+        <w:tc>
+          <w:tcPr>
+            <w:tcW w:w="1924" w:type="dxa"/>
+            <w:tcBorders>
+              <w:top w:val="single" w:sz="4" w:space="0" w:color="AAAAAA"/>
+              <w:left w:val="single" w:sz="4" w:space="0" w:color="AAAAAA"/>
+              <w:bottom w:val="single" w:sz="4" w:space="0" w:color="AAAAAA"/>
+              <w:right w:val="single" w:sz="4" w:space="0" w:color="AAAAAA"/>
+            </w:tcBorders>
+            <w:shd w:val="clear" w:color="auto" w:fill="FFFFFF"/>
+          </w:tcPr>
+          <w:p>
+            <w:pPr>
+              <w:jc w:val="center"/>
+              <w:rPr>
+                <w:color w:val="AAAAAA"/>
+              </w:rPr>
+            </w:pPr>
+          </w:p>
+        </w:tc>
+        <w:tc>
+          <w:tcPr>
+            <w:tcW w:w="1599" w:type="dxa"/>
+            <w:tcBorders>
+              <w:top w:val="single" w:sz="4" w:space="0" w:color="AAAAAA"/>
+              <w:left w:val="single" w:sz="4" w:space="0" w:color="AAAAAA"/>
+              <w:bottom w:val="single" w:sz="4" w:space="0" w:color="AAAAAA"/>
+              <w:right w:val="single" w:sz="4" w:space="0" w:color="AAAAAA"/>
+            </w:tcBorders>
+            <w:shd w:val="clear" w:color="auto" w:fill="FFFFFF"/>
+          </w:tcPr>
+          <w:p>
+            <w:pPr>
+              <w:jc w:val="center"/>
+              <w:rPr>
+                <w:color w:val="AAAAAA"/>
+              </w:rPr>
+            </w:pPr>
           </w:p>
         </w:tc>
       </w:tr>
@@ -2190,12 +2971,6 @@
         <w:gridCol w:w="4805"/>
       </w:tblGrid>
       <w:tr>
-        <w:tblPrEx>
-          <w:tblCellMar>
-            <w:top w:w="0" w:type="dxa"/>
-            <w:bottom w:w="0" w:type="dxa"/>
-          </w:tblCellMar>
-        </w:tblPrEx>
         <w:trPr>
           <w:tblHeader/>
         </w:trPr>
@@ -2329,12 +3104,6 @@
         </w:tc>
       </w:tr>
       <w:tr>
-        <w:tblPrEx>
-          <w:tblCellMar>
-            <w:top w:w="0" w:type="dxa"/>
-            <w:bottom w:w="0" w:type="dxa"/>
-          </w:tblCellMar>
-        </w:tblPrEx>
         <w:tc>
           <w:tcPr>
             <w:tcW w:w="2386" w:type="dxa"/>
@@ -2463,12 +3232,6 @@
         </w:tc>
       </w:tr>
       <w:tr>
-        <w:tblPrEx>
-          <w:tblCellMar>
-            <w:top w:w="0" w:type="dxa"/>
-            <w:bottom w:w="0" w:type="dxa"/>
-          </w:tblCellMar>
-        </w:tblPrEx>
         <w:tc>
           <w:tcPr>
             <w:tcW w:w="2386" w:type="dxa"/>
@@ -2620,12 +3383,6 @@
         </w:tc>
       </w:tr>
       <w:tr>
-        <w:tblPrEx>
-          <w:tblCellMar>
-            <w:top w:w="0" w:type="dxa"/>
-            <w:bottom w:w="0" w:type="dxa"/>
-          </w:tblCellMar>
-        </w:tblPrEx>
         <w:tc>
           <w:tcPr>
             <w:tcW w:w="2386" w:type="dxa"/>
@@ -2754,12 +3511,6 @@
         </w:tc>
       </w:tr>
       <w:tr>
-        <w:tblPrEx>
-          <w:tblCellMar>
-            <w:top w:w="0" w:type="dxa"/>
-            <w:bottom w:w="0" w:type="dxa"/>
-          </w:tblCellMar>
-        </w:tblPrEx>
         <w:tc>
           <w:tcPr>
             <w:tcW w:w="2386" w:type="dxa"/>
@@ -2888,12 +3639,6 @@
         </w:tc>
       </w:tr>
       <w:tr>
-        <w:tblPrEx>
-          <w:tblCellMar>
-            <w:top w:w="0" w:type="dxa"/>
-            <w:bottom w:w="0" w:type="dxa"/>
-          </w:tblCellMar>
-        </w:tblPrEx>
         <w:tc>
           <w:tcPr>
             <w:tcW w:w="2386" w:type="dxa"/>
@@ -3022,12 +3767,6 @@
         </w:tc>
       </w:tr>
       <w:tr>
-        <w:tblPrEx>
-          <w:tblCellMar>
-            <w:top w:w="0" w:type="dxa"/>
-            <w:bottom w:w="0" w:type="dxa"/>
-          </w:tblCellMar>
-        </w:tblPrEx>
         <w:tc>
           <w:tcPr>
             <w:tcW w:w="2386" w:type="dxa"/>
@@ -3156,12 +3895,6 @@
         </w:tc>
       </w:tr>
       <w:tr>
-        <w:tblPrEx>
-          <w:tblCellMar>
-            <w:top w:w="0" w:type="dxa"/>
-            <w:bottom w:w="0" w:type="dxa"/>
-          </w:tblCellMar>
-        </w:tblPrEx>
         <w:tc>
           <w:tcPr>
             <w:tcW w:w="2386" w:type="dxa"/>
@@ -3290,12 +4023,6 @@
         </w:tc>
       </w:tr>
       <w:tr>
-        <w:tblPrEx>
-          <w:tblCellMar>
-            <w:top w:w="0" w:type="dxa"/>
-            <w:bottom w:w="0" w:type="dxa"/>
-          </w:tblCellMar>
-        </w:tblPrEx>
         <w:tc>
           <w:tcPr>
             <w:tcW w:w="2386" w:type="dxa"/>
@@ -3413,12 +4140,6 @@
         </w:tc>
       </w:tr>
       <w:tr>
-        <w:tblPrEx>
-          <w:tblCellMar>
-            <w:top w:w="0" w:type="dxa"/>
-            <w:bottom w:w="0" w:type="dxa"/>
-          </w:tblCellMar>
-        </w:tblPrEx>
         <w:tc>
           <w:tcPr>
             <w:tcW w:w="2386" w:type="dxa"/>
@@ -3536,12 +4257,6 @@
         </w:tc>
       </w:tr>
       <w:tr>
-        <w:tblPrEx>
-          <w:tblCellMar>
-            <w:top w:w="0" w:type="dxa"/>
-            <w:bottom w:w="0" w:type="dxa"/>
-          </w:tblCellMar>
-        </w:tblPrEx>
         <w:tc>
           <w:tcPr>
             <w:tcW w:w="2386" w:type="dxa"/>
@@ -3650,12 +4365,6 @@
         </w:tc>
       </w:tr>
       <w:tr>
-        <w:tblPrEx>
-          <w:tblCellMar>
-            <w:top w:w="0" w:type="dxa"/>
-            <w:bottom w:w="0" w:type="dxa"/>
-          </w:tblCellMar>
-        </w:tblPrEx>
         <w:tc>
           <w:tcPr>
             <w:tcW w:w="2386" w:type="dxa"/>
@@ -3764,12 +4473,6 @@
         </w:tc>
       </w:tr>
       <w:tr>
-        <w:tblPrEx>
-          <w:tblCellMar>
-            <w:top w:w="0" w:type="dxa"/>
-            <w:bottom w:w="0" w:type="dxa"/>
-          </w:tblCellMar>
-        </w:tblPrEx>
         <w:tc>
           <w:tcPr>
             <w:tcW w:w="2386" w:type="dxa"/>
@@ -3878,12 +4581,6 @@
         </w:tc>
       </w:tr>
       <w:tr>
-        <w:tblPrEx>
-          <w:tblCellMar>
-            <w:top w:w="0" w:type="dxa"/>
-            <w:bottom w:w="0" w:type="dxa"/>
-          </w:tblCellMar>
-        </w:tblPrEx>
         <w:tc>
           <w:tcPr>
             <w:tcW w:w="2386" w:type="dxa"/>
@@ -4001,12 +4698,6 @@
         </w:tc>
       </w:tr>
       <w:tr>
-        <w:tblPrEx>
-          <w:tblCellMar>
-            <w:top w:w="0" w:type="dxa"/>
-            <w:bottom w:w="0" w:type="dxa"/>
-          </w:tblCellMar>
-        </w:tblPrEx>
         <w:tc>
           <w:tcPr>
             <w:tcW w:w="2386" w:type="dxa"/>
@@ -4209,12 +4900,6 @@
         <w:gridCol w:w="4804"/>
       </w:tblGrid>
       <w:tr>
-        <w:tblPrEx>
-          <w:tblCellMar>
-            <w:top w:w="0" w:type="dxa"/>
-            <w:bottom w:w="0" w:type="dxa"/>
-          </w:tblCellMar>
-        </w:tblPrEx>
         <w:trPr>
           <w:tblHeader/>
         </w:trPr>
@@ -4348,12 +5033,6 @@
         </w:tc>
       </w:tr>
       <w:tr>
-        <w:tblPrEx>
-          <w:tblCellMar>
-            <w:top w:w="0" w:type="dxa"/>
-            <w:bottom w:w="0" w:type="dxa"/>
-          </w:tblCellMar>
-        </w:tblPrEx>
         <w:tc>
           <w:tcPr>
             <w:tcW w:w="2400" w:type="dxa"/>
@@ -4482,12 +5161,6 @@
         </w:tc>
       </w:tr>
       <w:tr>
-        <w:tblPrEx>
-          <w:tblCellMar>
-            <w:top w:w="0" w:type="dxa"/>
-            <w:bottom w:w="0" w:type="dxa"/>
-          </w:tblCellMar>
-        </w:tblPrEx>
         <w:tc>
           <w:tcPr>
             <w:tcW w:w="2400" w:type="dxa"/>
@@ -4632,12 +5305,6 @@
         </w:tc>
       </w:tr>
       <w:tr>
-        <w:tblPrEx>
-          <w:tblCellMar>
-            <w:top w:w="0" w:type="dxa"/>
-            <w:bottom w:w="0" w:type="dxa"/>
-          </w:tblCellMar>
-        </w:tblPrEx>
         <w:tc>
           <w:tcPr>
             <w:tcW w:w="2400" w:type="dxa"/>
@@ -4789,12 +5456,6 @@
         </w:tc>
       </w:tr>
       <w:tr>
-        <w:tblPrEx>
-          <w:tblCellMar>
-            <w:top w:w="0" w:type="dxa"/>
-            <w:bottom w:w="0" w:type="dxa"/>
-          </w:tblCellMar>
-        </w:tblPrEx>
         <w:tc>
           <w:tcPr>
             <w:tcW w:w="2400" w:type="dxa"/>
@@ -4923,12 +5584,6 @@
         </w:tc>
       </w:tr>
       <w:tr>
-        <w:tblPrEx>
-          <w:tblCellMar>
-            <w:top w:w="0" w:type="dxa"/>
-            <w:bottom w:w="0" w:type="dxa"/>
-          </w:tblCellMar>
-        </w:tblPrEx>
         <w:tc>
           <w:tcPr>
             <w:tcW w:w="2400" w:type="dxa"/>
@@ -5057,12 +5712,6 @@
         </w:tc>
       </w:tr>
       <w:tr>
-        <w:tblPrEx>
-          <w:tblCellMar>
-            <w:top w:w="0" w:type="dxa"/>
-            <w:bottom w:w="0" w:type="dxa"/>
-          </w:tblCellMar>
-        </w:tblPrEx>
         <w:tc>
           <w:tcPr>
             <w:tcW w:w="2400" w:type="dxa"/>
@@ -5198,12 +5847,6 @@
         </w:tc>
       </w:tr>
       <w:tr>
-        <w:tblPrEx>
-          <w:tblCellMar>
-            <w:top w:w="0" w:type="dxa"/>
-            <w:bottom w:w="0" w:type="dxa"/>
-          </w:tblCellMar>
-        </w:tblPrEx>
         <w:tc>
           <w:tcPr>
             <w:tcW w:w="2400" w:type="dxa"/>
@@ -5339,12 +5982,6 @@
         </w:tc>
       </w:tr>
       <w:tr>
-        <w:tblPrEx>
-          <w:tblCellMar>
-            <w:top w:w="0" w:type="dxa"/>
-            <w:bottom w:w="0" w:type="dxa"/>
-          </w:tblCellMar>
-        </w:tblPrEx>
         <w:tc>
           <w:tcPr>
             <w:tcW w:w="2400" w:type="dxa"/>
@@ -5473,12 +6110,6 @@
         </w:tc>
       </w:tr>
       <w:tr>
-        <w:tblPrEx>
-          <w:tblCellMar>
-            <w:top w:w="0" w:type="dxa"/>
-            <w:bottom w:w="0" w:type="dxa"/>
-          </w:tblCellMar>
-        </w:tblPrEx>
         <w:tc>
           <w:tcPr>
             <w:tcW w:w="2400" w:type="dxa"/>
@@ -5596,12 +6227,6 @@
         </w:tc>
       </w:tr>
       <w:tr>
-        <w:tblPrEx>
-          <w:tblCellMar>
-            <w:top w:w="0" w:type="dxa"/>
-            <w:bottom w:w="0" w:type="dxa"/>
-          </w:tblCellMar>
-        </w:tblPrEx>
         <w:tc>
           <w:tcPr>
             <w:tcW w:w="2400" w:type="dxa"/>
@@ -5719,12 +6344,6 @@
         </w:tc>
       </w:tr>
       <w:tr>
-        <w:tblPrEx>
-          <w:tblCellMar>
-            <w:top w:w="0" w:type="dxa"/>
-            <w:bottom w:w="0" w:type="dxa"/>
-          </w:tblCellMar>
-        </w:tblPrEx>
         <w:tc>
           <w:tcPr>
             <w:tcW w:w="2400" w:type="dxa"/>
@@ -5860,12 +6479,6 @@
         </w:tc>
       </w:tr>
       <w:tr>
-        <w:tblPrEx>
-          <w:tblCellMar>
-            <w:top w:w="0" w:type="dxa"/>
-            <w:bottom w:w="0" w:type="dxa"/>
-          </w:tblCellMar>
-        </w:tblPrEx>
         <w:tc>
           <w:tcPr>
             <w:tcW w:w="2400" w:type="dxa"/>
@@ -5999,12 +6612,6 @@
         </w:tc>
       </w:tr>
       <w:tr>
-        <w:tblPrEx>
-          <w:tblCellMar>
-            <w:top w:w="0" w:type="dxa"/>
-            <w:bottom w:w="0" w:type="dxa"/>
-          </w:tblCellMar>
-        </w:tblPrEx>
         <w:tc>
           <w:tcPr>
             <w:tcW w:w="2400" w:type="dxa"/>
@@ -6202,12 +6809,6 @@
         <w:gridCol w:w="4802"/>
       </w:tblGrid>
       <w:tr>
-        <w:tblPrEx>
-          <w:tblCellMar>
-            <w:top w:w="0" w:type="dxa"/>
-            <w:bottom w:w="0" w:type="dxa"/>
-          </w:tblCellMar>
-        </w:tblPrEx>
         <w:trPr>
           <w:tblHeader/>
         </w:trPr>
@@ -6341,12 +6942,6 @@
         </w:tc>
       </w:tr>
       <w:tr>
-        <w:tblPrEx>
-          <w:tblCellMar>
-            <w:top w:w="0" w:type="dxa"/>
-            <w:bottom w:w="0" w:type="dxa"/>
-          </w:tblCellMar>
-        </w:tblPrEx>
         <w:tc>
           <w:tcPr>
             <w:tcW w:w="2400" w:type="dxa"/>
@@ -6475,12 +7070,6 @@
         </w:tc>
       </w:tr>
       <w:tr>
-        <w:tblPrEx>
-          <w:tblCellMar>
-            <w:top w:w="0" w:type="dxa"/>
-            <w:bottom w:w="0" w:type="dxa"/>
-          </w:tblCellMar>
-        </w:tblPrEx>
         <w:tc>
           <w:tcPr>
             <w:tcW w:w="2400" w:type="dxa"/>
@@ -6632,12 +7221,6 @@
         </w:tc>
       </w:tr>
       <w:tr>
-        <w:tblPrEx>
-          <w:tblCellMar>
-            <w:top w:w="0" w:type="dxa"/>
-            <w:bottom w:w="0" w:type="dxa"/>
-          </w:tblCellMar>
-        </w:tblPrEx>
         <w:tc>
           <w:tcPr>
             <w:tcW w:w="2400" w:type="dxa"/>
@@ -6766,12 +7349,6 @@
         </w:tc>
       </w:tr>
       <w:tr>
-        <w:tblPrEx>
-          <w:tblCellMar>
-            <w:top w:w="0" w:type="dxa"/>
-            <w:bottom w:w="0" w:type="dxa"/>
-          </w:tblCellMar>
-        </w:tblPrEx>
         <w:tc>
           <w:tcPr>
             <w:tcW w:w="2400" w:type="dxa"/>
@@ -6900,12 +7477,6 @@
         </w:tc>
       </w:tr>
       <w:tr>
-        <w:tblPrEx>
-          <w:tblCellMar>
-            <w:top w:w="0" w:type="dxa"/>
-            <w:bottom w:w="0" w:type="dxa"/>
-          </w:tblCellMar>
-        </w:tblPrEx>
         <w:tc>
           <w:tcPr>
             <w:tcW w:w="2400" w:type="dxa"/>
@@ -7041,12 +7612,6 @@
         </w:tc>
       </w:tr>
       <w:tr>
-        <w:tblPrEx>
-          <w:tblCellMar>
-            <w:top w:w="0" w:type="dxa"/>
-            <w:bottom w:w="0" w:type="dxa"/>
-          </w:tblCellMar>
-        </w:tblPrEx>
         <w:tc>
           <w:tcPr>
             <w:tcW w:w="2400" w:type="dxa"/>
@@ -7164,12 +7729,6 @@
         </w:tc>
       </w:tr>
       <w:tr>
-        <w:tblPrEx>
-          <w:tblCellMar>
-            <w:top w:w="0" w:type="dxa"/>
-            <w:bottom w:w="0" w:type="dxa"/>
-          </w:tblCellMar>
-        </w:tblPrEx>
         <w:tc>
           <w:tcPr>
             <w:tcW w:w="2400" w:type="dxa"/>
@@ -7276,12 +7835,6 @@
         </w:tc>
       </w:tr>
       <w:tr>
-        <w:tblPrEx>
-          <w:tblCellMar>
-            <w:top w:w="0" w:type="dxa"/>
-            <w:bottom w:w="0" w:type="dxa"/>
-          </w:tblCellMar>
-        </w:tblPrEx>
         <w:tc>
           <w:tcPr>
             <w:tcW w:w="2400" w:type="dxa"/>
@@ -7399,12 +7952,6 @@
         </w:tc>
       </w:tr>
       <w:tr>
-        <w:tblPrEx>
-          <w:tblCellMar>
-            <w:top w:w="0" w:type="dxa"/>
-            <w:bottom w:w="0" w:type="dxa"/>
-          </w:tblCellMar>
-        </w:tblPrEx>
         <w:tc>
           <w:tcPr>
             <w:tcW w:w="2400" w:type="dxa"/>
@@ -7531,12 +8078,6 @@
         </w:tc>
       </w:tr>
       <w:tr>
-        <w:tblPrEx>
-          <w:tblCellMar>
-            <w:top w:w="0" w:type="dxa"/>
-            <w:bottom w:w="0" w:type="dxa"/>
-          </w:tblCellMar>
-        </w:tblPrEx>
         <w:tc>
           <w:tcPr>
             <w:tcW w:w="2400" w:type="dxa"/>
@@ -7645,12 +8186,6 @@
         </w:tc>
       </w:tr>
       <w:tr>
-        <w:tblPrEx>
-          <w:tblCellMar>
-            <w:top w:w="0" w:type="dxa"/>
-            <w:bottom w:w="0" w:type="dxa"/>
-          </w:tblCellMar>
-        </w:tblPrEx>
         <w:tc>
           <w:tcPr>
             <w:tcW w:w="2400" w:type="dxa"/>
@@ -7759,12 +8294,6 @@
         </w:tc>
       </w:tr>
       <w:tr>
-        <w:tblPrEx>
-          <w:tblCellMar>
-            <w:top w:w="0" w:type="dxa"/>
-            <w:bottom w:w="0" w:type="dxa"/>
-          </w:tblCellMar>
-        </w:tblPrEx>
         <w:tc>
           <w:tcPr>
             <w:tcW w:w="2400" w:type="dxa"/>
@@ -7956,12 +8485,6 @@
         <w:gridCol w:w="4860"/>
       </w:tblGrid>
       <w:tr>
-        <w:tblPrEx>
-          <w:tblCellMar>
-            <w:top w:w="0" w:type="dxa"/>
-            <w:bottom w:w="0" w:type="dxa"/>
-          </w:tblCellMar>
-        </w:tblPrEx>
         <w:trPr>
           <w:tblHeader/>
         </w:trPr>
@@ -8095,12 +8618,6 @@
         </w:tc>
       </w:tr>
       <w:tr>
-        <w:tblPrEx>
-          <w:tblCellMar>
-            <w:top w:w="0" w:type="dxa"/>
-            <w:bottom w:w="0" w:type="dxa"/>
-          </w:tblCellMar>
-        </w:tblPrEx>
         <w:tc>
           <w:tcPr>
             <w:tcW w:w="2200" w:type="dxa"/>
@@ -8220,12 +8737,6 @@
         </w:tc>
       </w:tr>
       <w:tr>
-        <w:tblPrEx>
-          <w:tblCellMar>
-            <w:top w:w="0" w:type="dxa"/>
-            <w:bottom w:w="0" w:type="dxa"/>
-          </w:tblCellMar>
-        </w:tblPrEx>
         <w:tc>
           <w:tcPr>
             <w:tcW w:w="2200" w:type="dxa"/>
@@ -8334,12 +8845,6 @@
         </w:tc>
       </w:tr>
       <w:tr>
-        <w:tblPrEx>
-          <w:tblCellMar>
-            <w:top w:w="0" w:type="dxa"/>
-            <w:bottom w:w="0" w:type="dxa"/>
-          </w:tblCellMar>
-        </w:tblPrEx>
         <w:tc>
           <w:tcPr>
             <w:tcW w:w="2200" w:type="dxa"/>
@@ -8446,12 +8951,6 @@
         </w:tc>
       </w:tr>
       <w:tr>
-        <w:tblPrEx>
-          <w:tblCellMar>
-            <w:top w:w="0" w:type="dxa"/>
-            <w:bottom w:w="0" w:type="dxa"/>
-          </w:tblCellMar>
-        </w:tblPrEx>
         <w:tc>
           <w:tcPr>
             <w:tcW w:w="2200" w:type="dxa"/>
@@ -8558,12 +9057,6 @@
         </w:tc>
       </w:tr>
       <w:tr>
-        <w:tblPrEx>
-          <w:tblCellMar>
-            <w:top w:w="0" w:type="dxa"/>
-            <w:bottom w:w="0" w:type="dxa"/>
-          </w:tblCellMar>
-        </w:tblPrEx>
         <w:tc>
           <w:tcPr>
             <w:tcW w:w="2200" w:type="dxa"/>
@@ -8670,12 +9163,6 @@
         </w:tc>
       </w:tr>
       <w:tr>
-        <w:tblPrEx>
-          <w:tblCellMar>
-            <w:top w:w="0" w:type="dxa"/>
-            <w:bottom w:w="0" w:type="dxa"/>
-          </w:tblCellMar>
-        </w:tblPrEx>
         <w:tc>
           <w:tcPr>
             <w:tcW w:w="2200" w:type="dxa"/>
@@ -8793,12 +9280,6 @@
         </w:tc>
       </w:tr>
       <w:tr>
-        <w:tblPrEx>
-          <w:tblCellMar>
-            <w:top w:w="0" w:type="dxa"/>
-            <w:bottom w:w="0" w:type="dxa"/>
-          </w:tblCellMar>
-        </w:tblPrEx>
         <w:tc>
           <w:tcPr>
             <w:tcW w:w="2200" w:type="dxa"/>
@@ -8905,12 +9386,6 @@
         </w:tc>
       </w:tr>
       <w:tr>
-        <w:tblPrEx>
-          <w:tblCellMar>
-            <w:top w:w="0" w:type="dxa"/>
-            <w:bottom w:w="0" w:type="dxa"/>
-          </w:tblCellMar>
-        </w:tblPrEx>
         <w:tc>
           <w:tcPr>
             <w:tcW w:w="2200" w:type="dxa"/>
@@ -9019,12 +9494,6 @@
         </w:tc>
       </w:tr>
       <w:tr>
-        <w:tblPrEx>
-          <w:tblCellMar>
-            <w:top w:w="0" w:type="dxa"/>
-            <w:bottom w:w="0" w:type="dxa"/>
-          </w:tblCellMar>
-        </w:tblPrEx>
         <w:tc>
           <w:tcPr>
             <w:tcW w:w="2200" w:type="dxa"/>
@@ -9133,12 +9602,6 @@
         </w:tc>
       </w:tr>
       <w:tr>
-        <w:tblPrEx>
-          <w:tblCellMar>
-            <w:top w:w="0" w:type="dxa"/>
-            <w:bottom w:w="0" w:type="dxa"/>
-          </w:tblCellMar>
-        </w:tblPrEx>
         <w:tc>
           <w:tcPr>
             <w:tcW w:w="2200" w:type="dxa"/>
@@ -9318,12 +9781,6 @@
         <w:gridCol w:w="4860"/>
       </w:tblGrid>
       <w:tr>
-        <w:tblPrEx>
-          <w:tblCellMar>
-            <w:top w:w="0" w:type="dxa"/>
-            <w:bottom w:w="0" w:type="dxa"/>
-          </w:tblCellMar>
-        </w:tblPrEx>
         <w:trPr>
           <w:tblHeader/>
         </w:trPr>
@@ -9457,12 +9914,6 @@
         </w:tc>
       </w:tr>
       <w:tr>
-        <w:tblPrEx>
-          <w:tblCellMar>
-            <w:top w:w="0" w:type="dxa"/>
-            <w:bottom w:w="0" w:type="dxa"/>
-          </w:tblCellMar>
-        </w:tblPrEx>
         <w:tc>
           <w:tcPr>
             <w:tcW w:w="2200" w:type="dxa"/>
@@ -9582,12 +10033,6 @@
         </w:tc>
       </w:tr>
       <w:tr>
-        <w:tblPrEx>
-          <w:tblCellMar>
-            <w:top w:w="0" w:type="dxa"/>
-            <w:bottom w:w="0" w:type="dxa"/>
-          </w:tblCellMar>
-        </w:tblPrEx>
         <w:tc>
           <w:tcPr>
             <w:tcW w:w="2200" w:type="dxa"/>
@@ -9705,12 +10150,6 @@
         </w:tc>
       </w:tr>
       <w:tr>
-        <w:tblPrEx>
-          <w:tblCellMar>
-            <w:top w:w="0" w:type="dxa"/>
-            <w:bottom w:w="0" w:type="dxa"/>
-          </w:tblCellMar>
-        </w:tblPrEx>
         <w:tc>
           <w:tcPr>
             <w:tcW w:w="2200" w:type="dxa"/>
@@ -9828,12 +10267,6 @@
         </w:tc>
       </w:tr>
       <w:tr>
-        <w:tblPrEx>
-          <w:tblCellMar>
-            <w:top w:w="0" w:type="dxa"/>
-            <w:bottom w:w="0" w:type="dxa"/>
-          </w:tblCellMar>
-        </w:tblPrEx>
         <w:tc>
           <w:tcPr>
             <w:tcW w:w="2200" w:type="dxa"/>
@@ -9951,12 +10384,6 @@
         </w:tc>
       </w:tr>
       <w:tr>
-        <w:tblPrEx>
-          <w:tblCellMar>
-            <w:top w:w="0" w:type="dxa"/>
-            <w:bottom w:w="0" w:type="dxa"/>
-          </w:tblCellMar>
-        </w:tblPrEx>
         <w:tc>
           <w:tcPr>
             <w:tcW w:w="2200" w:type="dxa"/>
@@ -10074,12 +10501,6 @@
         </w:tc>
       </w:tr>
       <w:tr>
-        <w:tblPrEx>
-          <w:tblCellMar>
-            <w:top w:w="0" w:type="dxa"/>
-            <w:bottom w:w="0" w:type="dxa"/>
-          </w:tblCellMar>
-        </w:tblPrEx>
         <w:tc>
           <w:tcPr>
             <w:tcW w:w="2200" w:type="dxa"/>
@@ -10195,12 +10616,6 @@
         </w:tc>
       </w:tr>
       <w:tr>
-        <w:tblPrEx>
-          <w:tblCellMar>
-            <w:top w:w="0" w:type="dxa"/>
-            <w:bottom w:w="0" w:type="dxa"/>
-          </w:tblCellMar>
-        </w:tblPrEx>
         <w:tc>
           <w:tcPr>
             <w:tcW w:w="2200" w:type="dxa"/>
@@ -10309,12 +10724,6 @@
         </w:tc>
       </w:tr>
       <w:tr>
-        <w:tblPrEx>
-          <w:tblCellMar>
-            <w:top w:w="0" w:type="dxa"/>
-            <w:bottom w:w="0" w:type="dxa"/>
-          </w:tblCellMar>
-        </w:tblPrEx>
         <w:tc>
           <w:tcPr>
             <w:tcW w:w="2200" w:type="dxa"/>
@@ -10432,12 +10841,6 @@
         </w:tc>
       </w:tr>
       <w:tr>
-        <w:tblPrEx>
-          <w:tblCellMar>
-            <w:top w:w="0" w:type="dxa"/>
-            <w:bottom w:w="0" w:type="dxa"/>
-          </w:tblCellMar>
-        </w:tblPrEx>
         <w:tc>
           <w:tcPr>
             <w:tcW w:w="2200" w:type="dxa"/>
@@ -10553,12 +10956,6 @@
         </w:tc>
       </w:tr>
       <w:tr>
-        <w:tblPrEx>
-          <w:tblCellMar>
-            <w:top w:w="0" w:type="dxa"/>
-            <w:bottom w:w="0" w:type="dxa"/>
-          </w:tblCellMar>
-        </w:tblPrEx>
         <w:tc>
           <w:tcPr>
             <w:tcW w:w="2200" w:type="dxa"/>
@@ -10674,12 +11071,6 @@
         </w:tc>
       </w:tr>
       <w:tr>
-        <w:tblPrEx>
-          <w:tblCellMar>
-            <w:top w:w="0" w:type="dxa"/>
-            <w:bottom w:w="0" w:type="dxa"/>
-          </w:tblCellMar>
-        </w:tblPrEx>
         <w:tc>
           <w:tcPr>
             <w:tcW w:w="2200" w:type="dxa"/>
@@ -10861,12 +11252,6 @@
         <w:gridCol w:w="4860"/>
       </w:tblGrid>
       <w:tr>
-        <w:tblPrEx>
-          <w:tblCellMar>
-            <w:top w:w="0" w:type="dxa"/>
-            <w:bottom w:w="0" w:type="dxa"/>
-          </w:tblCellMar>
-        </w:tblPrEx>
         <w:trPr>
           <w:tblHeader/>
         </w:trPr>
@@ -11000,12 +11385,6 @@
         </w:tc>
       </w:tr>
       <w:tr>
-        <w:tblPrEx>
-          <w:tblCellMar>
-            <w:top w:w="0" w:type="dxa"/>
-            <w:bottom w:w="0" w:type="dxa"/>
-          </w:tblCellMar>
-        </w:tblPrEx>
         <w:tc>
           <w:tcPr>
             <w:tcW w:w="2200" w:type="dxa"/>
@@ -11125,12 +11504,6 @@
         </w:tc>
       </w:tr>
       <w:tr>
-        <w:tblPrEx>
-          <w:tblCellMar>
-            <w:top w:w="0" w:type="dxa"/>
-            <w:bottom w:w="0" w:type="dxa"/>
-          </w:tblCellMar>
-        </w:tblPrEx>
         <w:tc>
           <w:tcPr>
             <w:tcW w:w="2200" w:type="dxa"/>
@@ -11249,12 +11622,6 @@
         </w:tc>
       </w:tr>
       <w:tr>
-        <w:tblPrEx>
-          <w:tblCellMar>
-            <w:top w:w="0" w:type="dxa"/>
-            <w:bottom w:w="0" w:type="dxa"/>
-          </w:tblCellMar>
-        </w:tblPrEx>
         <w:tc>
           <w:tcPr>
             <w:tcW w:w="2200" w:type="dxa"/>
@@ -11372,12 +11739,6 @@
         </w:tc>
       </w:tr>
       <w:tr>
-        <w:tblPrEx>
-          <w:tblCellMar>
-            <w:top w:w="0" w:type="dxa"/>
-            <w:bottom w:w="0" w:type="dxa"/>
-          </w:tblCellMar>
-        </w:tblPrEx>
         <w:tc>
           <w:tcPr>
             <w:tcW w:w="2200" w:type="dxa"/>
@@ -11495,12 +11856,6 @@
         </w:tc>
       </w:tr>
       <w:tr>
-        <w:tblPrEx>
-          <w:tblCellMar>
-            <w:top w:w="0" w:type="dxa"/>
-            <w:bottom w:w="0" w:type="dxa"/>
-          </w:tblCellMar>
-        </w:tblPrEx>
         <w:tc>
           <w:tcPr>
             <w:tcW w:w="2200" w:type="dxa"/>
@@ -11616,12 +11971,6 @@
         </w:tc>
       </w:tr>
       <w:tr>
-        <w:tblPrEx>
-          <w:tblCellMar>
-            <w:top w:w="0" w:type="dxa"/>
-            <w:bottom w:w="0" w:type="dxa"/>
-          </w:tblCellMar>
-        </w:tblPrEx>
         <w:tc>
           <w:tcPr>
             <w:tcW w:w="2200" w:type="dxa"/>
@@ -11737,12 +12086,6 @@
         </w:tc>
       </w:tr>
       <w:tr>
-        <w:tblPrEx>
-          <w:tblCellMar>
-            <w:top w:w="0" w:type="dxa"/>
-            <w:bottom w:w="0" w:type="dxa"/>
-          </w:tblCellMar>
-        </w:tblPrEx>
         <w:tc>
           <w:tcPr>
             <w:tcW w:w="2200" w:type="dxa"/>
@@ -11851,12 +12194,6 @@
         </w:tc>
       </w:tr>
       <w:tr>
-        <w:tblPrEx>
-          <w:tblCellMar>
-            <w:top w:w="0" w:type="dxa"/>
-            <w:bottom w:w="0" w:type="dxa"/>
-          </w:tblCellMar>
-        </w:tblPrEx>
         <w:tc>
           <w:tcPr>
             <w:tcW w:w="2200" w:type="dxa"/>
@@ -11965,12 +12302,6 @@
         </w:tc>
       </w:tr>
       <w:tr>
-        <w:tblPrEx>
-          <w:tblCellMar>
-            <w:top w:w="0" w:type="dxa"/>
-            <w:bottom w:w="0" w:type="dxa"/>
-          </w:tblCellMar>
-        </w:tblPrEx>
         <w:tc>
           <w:tcPr>
             <w:tcW w:w="2200" w:type="dxa"/>
@@ -12086,12 +12417,6 @@
         </w:tc>
       </w:tr>
       <w:tr>
-        <w:tblPrEx>
-          <w:tblCellMar>
-            <w:top w:w="0" w:type="dxa"/>
-            <w:bottom w:w="0" w:type="dxa"/>
-          </w:tblCellMar>
-        </w:tblPrEx>
         <w:tc>
           <w:tcPr>
             <w:tcW w:w="2200" w:type="dxa"/>
@@ -12271,12 +12596,6 @@
         <w:gridCol w:w="4860"/>
       </w:tblGrid>
       <w:tr>
-        <w:tblPrEx>
-          <w:tblCellMar>
-            <w:top w:w="0" w:type="dxa"/>
-            <w:bottom w:w="0" w:type="dxa"/>
-          </w:tblCellMar>
-        </w:tblPrEx>
         <w:trPr>
           <w:tblHeader/>
         </w:trPr>
@@ -12410,12 +12729,6 @@
         </w:tc>
       </w:tr>
       <w:tr>
-        <w:tblPrEx>
-          <w:tblCellMar>
-            <w:top w:w="0" w:type="dxa"/>
-            <w:bottom w:w="0" w:type="dxa"/>
-          </w:tblCellMar>
-        </w:tblPrEx>
         <w:tc>
           <w:tcPr>
             <w:tcW w:w="2200" w:type="dxa"/>
@@ -12535,12 +12848,6 @@
         </w:tc>
       </w:tr>
       <w:tr>
-        <w:tblPrEx>
-          <w:tblCellMar>
-            <w:top w:w="0" w:type="dxa"/>
-            <w:bottom w:w="0" w:type="dxa"/>
-          </w:tblCellMar>
-        </w:tblPrEx>
         <w:tc>
           <w:tcPr>
             <w:tcW w:w="2200" w:type="dxa"/>
@@ -12658,12 +12965,6 @@
         </w:tc>
       </w:tr>
       <w:tr>
-        <w:tblPrEx>
-          <w:tblCellMar>
-            <w:top w:w="0" w:type="dxa"/>
-            <w:bottom w:w="0" w:type="dxa"/>
-          </w:tblCellMar>
-        </w:tblPrEx>
         <w:tc>
           <w:tcPr>
             <w:tcW w:w="2200" w:type="dxa"/>
@@ -12781,12 +13082,6 @@
         </w:tc>
       </w:tr>
       <w:tr>
-        <w:tblPrEx>
-          <w:tblCellMar>
-            <w:top w:w="0" w:type="dxa"/>
-            <w:bottom w:w="0" w:type="dxa"/>
-          </w:tblCellMar>
-        </w:tblPrEx>
         <w:tc>
           <w:tcPr>
             <w:tcW w:w="2200" w:type="dxa"/>
@@ -12904,12 +13199,6 @@
         </w:tc>
       </w:tr>
       <w:tr>
-        <w:tblPrEx>
-          <w:tblCellMar>
-            <w:top w:w="0" w:type="dxa"/>
-            <w:bottom w:w="0" w:type="dxa"/>
-          </w:tblCellMar>
-        </w:tblPrEx>
         <w:tc>
           <w:tcPr>
             <w:tcW w:w="2200" w:type="dxa"/>
@@ -13025,12 +13314,6 @@
         </w:tc>
       </w:tr>
       <w:tr>
-        <w:tblPrEx>
-          <w:tblCellMar>
-            <w:top w:w="0" w:type="dxa"/>
-            <w:bottom w:w="0" w:type="dxa"/>
-          </w:tblCellMar>
-        </w:tblPrEx>
         <w:tc>
           <w:tcPr>
             <w:tcW w:w="2200" w:type="dxa"/>
@@ -13139,12 +13422,6 @@
         </w:tc>
       </w:tr>
       <w:tr>
-        <w:tblPrEx>
-          <w:tblCellMar>
-            <w:top w:w="0" w:type="dxa"/>
-            <w:bottom w:w="0" w:type="dxa"/>
-          </w:tblCellMar>
-        </w:tblPrEx>
         <w:tc>
           <w:tcPr>
             <w:tcW w:w="2200" w:type="dxa"/>
@@ -13262,12 +13539,6 @@
         </w:tc>
       </w:tr>
       <w:tr>
-        <w:tblPrEx>
-          <w:tblCellMar>
-            <w:top w:w="0" w:type="dxa"/>
-            <w:bottom w:w="0" w:type="dxa"/>
-          </w:tblCellMar>
-        </w:tblPrEx>
         <w:tc>
           <w:tcPr>
             <w:tcW w:w="2200" w:type="dxa"/>
@@ -13396,12 +13667,6 @@
         </w:tc>
       </w:tr>
       <w:tr>
-        <w:tblPrEx>
-          <w:tblCellMar>
-            <w:top w:w="0" w:type="dxa"/>
-            <w:bottom w:w="0" w:type="dxa"/>
-          </w:tblCellMar>
-        </w:tblPrEx>
         <w:tc>
           <w:tcPr>
             <w:tcW w:w="2200" w:type="dxa"/>
@@ -13594,12 +13859,6 @@
         <w:gridCol w:w="4860"/>
       </w:tblGrid>
       <w:tr>
-        <w:tblPrEx>
-          <w:tblCellMar>
-            <w:top w:w="0" w:type="dxa"/>
-            <w:bottom w:w="0" w:type="dxa"/>
-          </w:tblCellMar>
-        </w:tblPrEx>
         <w:trPr>
           <w:tblHeader/>
         </w:trPr>
@@ -13733,12 +13992,6 @@
         </w:tc>
       </w:tr>
       <w:tr>
-        <w:tblPrEx>
-          <w:tblCellMar>
-            <w:top w:w="0" w:type="dxa"/>
-            <w:bottom w:w="0" w:type="dxa"/>
-          </w:tblCellMar>
-        </w:tblPrEx>
         <w:tc>
           <w:tcPr>
             <w:tcW w:w="2200" w:type="dxa"/>
@@ -13858,12 +14111,6 @@
         </w:tc>
       </w:tr>
       <w:tr>
-        <w:tblPrEx>
-          <w:tblCellMar>
-            <w:top w:w="0" w:type="dxa"/>
-            <w:bottom w:w="0" w:type="dxa"/>
-          </w:tblCellMar>
-        </w:tblPrEx>
         <w:tc>
           <w:tcPr>
             <w:tcW w:w="2200" w:type="dxa"/>
@@ -13981,12 +14228,6 @@
         </w:tc>
       </w:tr>
       <w:tr>
-        <w:tblPrEx>
-          <w:tblCellMar>
-            <w:top w:w="0" w:type="dxa"/>
-            <w:bottom w:w="0" w:type="dxa"/>
-          </w:tblCellMar>
-        </w:tblPrEx>
         <w:tc>
           <w:tcPr>
             <w:tcW w:w="2200" w:type="dxa"/>
@@ -14104,12 +14345,6 @@
         </w:tc>
       </w:tr>
       <w:tr>
-        <w:tblPrEx>
-          <w:tblCellMar>
-            <w:top w:w="0" w:type="dxa"/>
-            <w:bottom w:w="0" w:type="dxa"/>
-          </w:tblCellMar>
-        </w:tblPrEx>
         <w:tc>
           <w:tcPr>
             <w:tcW w:w="2200" w:type="dxa"/>
@@ -14227,12 +14462,6 @@
         </w:tc>
       </w:tr>
       <w:tr>
-        <w:tblPrEx>
-          <w:tblCellMar>
-            <w:top w:w="0" w:type="dxa"/>
-            <w:bottom w:w="0" w:type="dxa"/>
-          </w:tblCellMar>
-        </w:tblPrEx>
         <w:tc>
           <w:tcPr>
             <w:tcW w:w="2200" w:type="dxa"/>
@@ -14425,12 +14654,6 @@
         <w:gridCol w:w="4860"/>
       </w:tblGrid>
       <w:tr>
-        <w:tblPrEx>
-          <w:tblCellMar>
-            <w:top w:w="0" w:type="dxa"/>
-            <w:bottom w:w="0" w:type="dxa"/>
-          </w:tblCellMar>
-        </w:tblPrEx>
         <w:trPr>
           <w:tblHeader/>
         </w:trPr>
@@ -14565,12 +14788,6 @@
         </w:tc>
       </w:tr>
       <w:tr>
-        <w:tblPrEx>
-          <w:tblCellMar>
-            <w:top w:w="0" w:type="dxa"/>
-            <w:bottom w:w="0" w:type="dxa"/>
-          </w:tblCellMar>
-        </w:tblPrEx>
         <w:tc>
           <w:tcPr>
             <w:tcW w:w="2200" w:type="dxa"/>
@@ -14690,12 +14907,6 @@
         </w:tc>
       </w:tr>
       <w:tr>
-        <w:tblPrEx>
-          <w:tblCellMar>
-            <w:top w:w="0" w:type="dxa"/>
-            <w:bottom w:w="0" w:type="dxa"/>
-          </w:tblCellMar>
-        </w:tblPrEx>
         <w:tc>
           <w:tcPr>
             <w:tcW w:w="2200" w:type="dxa"/>
@@ -14813,12 +15024,6 @@
         </w:tc>
       </w:tr>
       <w:tr>
-        <w:tblPrEx>
-          <w:tblCellMar>
-            <w:top w:w="0" w:type="dxa"/>
-            <w:bottom w:w="0" w:type="dxa"/>
-          </w:tblCellMar>
-        </w:tblPrEx>
         <w:tc>
           <w:tcPr>
             <w:tcW w:w="2200" w:type="dxa"/>
@@ -14936,12 +15141,6 @@
         </w:tc>
       </w:tr>
       <w:tr>
-        <w:tblPrEx>
-          <w:tblCellMar>
-            <w:top w:w="0" w:type="dxa"/>
-            <w:bottom w:w="0" w:type="dxa"/>
-          </w:tblCellMar>
-        </w:tblPrEx>
         <w:tc>
           <w:tcPr>
             <w:tcW w:w="2200" w:type="dxa"/>
@@ -15059,12 +15258,6 @@
         </w:tc>
       </w:tr>
       <w:tr>
-        <w:tblPrEx>
-          <w:tblCellMar>
-            <w:top w:w="0" w:type="dxa"/>
-            <w:bottom w:w="0" w:type="dxa"/>
-          </w:tblCellMar>
-        </w:tblPrEx>
         <w:tc>
           <w:tcPr>
             <w:tcW w:w="2200" w:type="dxa"/>
@@ -15246,12 +15439,6 @@
         <w:gridCol w:w="4860"/>
       </w:tblGrid>
       <w:tr>
-        <w:tblPrEx>
-          <w:tblCellMar>
-            <w:top w:w="0" w:type="dxa"/>
-            <w:bottom w:w="0" w:type="dxa"/>
-          </w:tblCellMar>
-        </w:tblPrEx>
         <w:trPr>
           <w:tblHeader/>
         </w:trPr>
@@ -15385,12 +15572,6 @@
         </w:tc>
       </w:tr>
       <w:tr>
-        <w:tblPrEx>
-          <w:tblCellMar>
-            <w:top w:w="0" w:type="dxa"/>
-            <w:bottom w:w="0" w:type="dxa"/>
-          </w:tblCellMar>
-        </w:tblPrEx>
         <w:tc>
           <w:tcPr>
             <w:tcW w:w="2200" w:type="dxa"/>
@@ -15510,12 +15691,6 @@
         </w:tc>
       </w:tr>
       <w:tr>
-        <w:tblPrEx>
-          <w:tblCellMar>
-            <w:top w:w="0" w:type="dxa"/>
-            <w:bottom w:w="0" w:type="dxa"/>
-          </w:tblCellMar>
-        </w:tblPrEx>
         <w:tc>
           <w:tcPr>
             <w:tcW w:w="2200" w:type="dxa"/>
@@ -15633,12 +15808,6 @@
         </w:tc>
       </w:tr>
       <w:tr>
-        <w:tblPrEx>
-          <w:tblCellMar>
-            <w:top w:w="0" w:type="dxa"/>
-            <w:bottom w:w="0" w:type="dxa"/>
-          </w:tblCellMar>
-        </w:tblPrEx>
         <w:tc>
           <w:tcPr>
             <w:tcW w:w="2200" w:type="dxa"/>
@@ -15756,12 +15925,6 @@
         </w:tc>
       </w:tr>
       <w:tr>
-        <w:tblPrEx>
-          <w:tblCellMar>
-            <w:top w:w="0" w:type="dxa"/>
-            <w:bottom w:w="0" w:type="dxa"/>
-          </w:tblCellMar>
-        </w:tblPrEx>
         <w:tc>
           <w:tcPr>
             <w:tcW w:w="2200" w:type="dxa"/>
@@ -15879,12 +16042,6 @@
         </w:tc>
       </w:tr>
       <w:tr>
-        <w:tblPrEx>
-          <w:tblCellMar>
-            <w:top w:w="0" w:type="dxa"/>
-            <w:bottom w:w="0" w:type="dxa"/>
-          </w:tblCellMar>
-        </w:tblPrEx>
         <w:tc>
           <w:tcPr>
             <w:tcW w:w="2200" w:type="dxa"/>
@@ -16002,12 +16159,6 @@
         </w:tc>
       </w:tr>
       <w:tr>
-        <w:tblPrEx>
-          <w:tblCellMar>
-            <w:top w:w="0" w:type="dxa"/>
-            <w:bottom w:w="0" w:type="dxa"/>
-          </w:tblCellMar>
-        </w:tblPrEx>
         <w:tc>
           <w:tcPr>
             <w:tcW w:w="2200" w:type="dxa"/>
@@ -16180,12 +16331,6 @@
         <w:gridCol w:w="4860"/>
       </w:tblGrid>
       <w:tr>
-        <w:tblPrEx>
-          <w:tblCellMar>
-            <w:top w:w="0" w:type="dxa"/>
-            <w:bottom w:w="0" w:type="dxa"/>
-          </w:tblCellMar>
-        </w:tblPrEx>
         <w:trPr>
           <w:tblHeader/>
         </w:trPr>
@@ -16319,12 +16464,6 @@
         </w:tc>
       </w:tr>
       <w:tr>
-        <w:tblPrEx>
-          <w:tblCellMar>
-            <w:top w:w="0" w:type="dxa"/>
-            <w:bottom w:w="0" w:type="dxa"/>
-          </w:tblCellMar>
-        </w:tblPrEx>
         <w:tc>
           <w:tcPr>
             <w:tcW w:w="2200" w:type="dxa"/>
@@ -16444,12 +16583,6 @@
         </w:tc>
       </w:tr>
       <w:tr>
-        <w:tblPrEx>
-          <w:tblCellMar>
-            <w:top w:w="0" w:type="dxa"/>
-            <w:bottom w:w="0" w:type="dxa"/>
-          </w:tblCellMar>
-        </w:tblPrEx>
         <w:tc>
           <w:tcPr>
             <w:tcW w:w="2200" w:type="dxa"/>
@@ -16567,12 +16700,6 @@
         </w:tc>
       </w:tr>
       <w:tr>
-        <w:tblPrEx>
-          <w:tblCellMar>
-            <w:top w:w="0" w:type="dxa"/>
-            <w:bottom w:w="0" w:type="dxa"/>
-          </w:tblCellMar>
-        </w:tblPrEx>
         <w:tc>
           <w:tcPr>
             <w:tcW w:w="2200" w:type="dxa"/>
@@ -16690,12 +16817,6 @@
         </w:tc>
       </w:tr>
       <w:tr>
-        <w:tblPrEx>
-          <w:tblCellMar>
-            <w:top w:w="0" w:type="dxa"/>
-            <w:bottom w:w="0" w:type="dxa"/>
-          </w:tblCellMar>
-        </w:tblPrEx>
         <w:tc>
           <w:tcPr>
             <w:tcW w:w="2200" w:type="dxa"/>
@@ -16813,12 +16934,6 @@
         </w:tc>
       </w:tr>
       <w:tr>
-        <w:tblPrEx>
-          <w:tblCellMar>
-            <w:top w:w="0" w:type="dxa"/>
-            <w:bottom w:w="0" w:type="dxa"/>
-          </w:tblCellMar>
-        </w:tblPrEx>
         <w:tc>
           <w:tcPr>
             <w:tcW w:w="2200" w:type="dxa"/>
@@ -16934,12 +17049,6 @@
         </w:tc>
       </w:tr>
       <w:tr>
-        <w:tblPrEx>
-          <w:tblCellMar>
-            <w:top w:w="0" w:type="dxa"/>
-            <w:bottom w:w="0" w:type="dxa"/>
-          </w:tblCellMar>
-        </w:tblPrEx>
         <w:tc>
           <w:tcPr>
             <w:tcW w:w="2200" w:type="dxa"/>
@@ -17057,12 +17166,6 @@
         </w:tc>
       </w:tr>
       <w:tr>
-        <w:tblPrEx>
-          <w:tblCellMar>
-            <w:top w:w="0" w:type="dxa"/>
-            <w:bottom w:w="0" w:type="dxa"/>
-          </w:tblCellMar>
-        </w:tblPrEx>
         <w:tc>
           <w:tcPr>
             <w:tcW w:w="2200" w:type="dxa"/>
@@ -17320,12 +17423,6 @@
         <w:gridCol w:w="4860"/>
       </w:tblGrid>
       <w:tr>
-        <w:tblPrEx>
-          <w:tblCellMar>
-            <w:top w:w="0" w:type="dxa"/>
-            <w:bottom w:w="0" w:type="dxa"/>
-          </w:tblCellMar>
-        </w:tblPrEx>
         <w:trPr>
           <w:tblHeader/>
         </w:trPr>
@@ -17459,12 +17556,6 @@
         </w:tc>
       </w:tr>
       <w:tr>
-        <w:tblPrEx>
-          <w:tblCellMar>
-            <w:top w:w="0" w:type="dxa"/>
-            <w:bottom w:w="0" w:type="dxa"/>
-          </w:tblCellMar>
-        </w:tblPrEx>
         <w:tc>
           <w:tcPr>
             <w:tcW w:w="2200" w:type="dxa"/>
@@ -17584,12 +17675,6 @@
         </w:tc>
       </w:tr>
       <w:tr>
-        <w:tblPrEx>
-          <w:tblCellMar>
-            <w:top w:w="0" w:type="dxa"/>
-            <w:bottom w:w="0" w:type="dxa"/>
-          </w:tblCellMar>
-        </w:tblPrEx>
         <w:tc>
           <w:tcPr>
             <w:tcW w:w="2200" w:type="dxa"/>
@@ -17707,12 +17792,6 @@
         </w:tc>
       </w:tr>
       <w:tr>
-        <w:tblPrEx>
-          <w:tblCellMar>
-            <w:top w:w="0" w:type="dxa"/>
-            <w:bottom w:w="0" w:type="dxa"/>
-          </w:tblCellMar>
-        </w:tblPrEx>
         <w:tc>
           <w:tcPr>
             <w:tcW w:w="2200" w:type="dxa"/>
@@ -17830,12 +17909,6 @@
         </w:tc>
       </w:tr>
       <w:tr>
-        <w:tblPrEx>
-          <w:tblCellMar>
-            <w:top w:w="0" w:type="dxa"/>
-            <w:bottom w:w="0" w:type="dxa"/>
-          </w:tblCellMar>
-        </w:tblPrEx>
         <w:tc>
           <w:tcPr>
             <w:tcW w:w="2200" w:type="dxa"/>
@@ -18003,12 +18076,6 @@
         <w:gridCol w:w="4160"/>
       </w:tblGrid>
       <w:tr>
-        <w:tblPrEx>
-          <w:tblCellMar>
-            <w:top w:w="0" w:type="dxa"/>
-            <w:bottom w:w="0" w:type="dxa"/>
-          </w:tblCellMar>
-        </w:tblPrEx>
         <w:trPr>
           <w:tblHeader/>
         </w:trPr>
@@ -18110,12 +18177,6 @@
         </w:tc>
       </w:tr>
       <w:tr>
-        <w:tblPrEx>
-          <w:tblCellMar>
-            <w:top w:w="0" w:type="dxa"/>
-            <w:bottom w:w="0" w:type="dxa"/>
-          </w:tblCellMar>
-        </w:tblPrEx>
         <w:tc>
           <w:tcPr>
             <w:tcW w:w="2400" w:type="dxa"/>
@@ -18204,12 +18265,6 @@
         </w:tc>
       </w:tr>
       <w:tr>
-        <w:tblPrEx>
-          <w:tblCellMar>
-            <w:top w:w="0" w:type="dxa"/>
-            <w:bottom w:w="0" w:type="dxa"/>
-          </w:tblCellMar>
-        </w:tblPrEx>
         <w:tc>
           <w:tcPr>
             <w:tcW w:w="2400" w:type="dxa"/>
@@ -18298,12 +18353,6 @@
         </w:tc>
       </w:tr>
       <w:tr>
-        <w:tblPrEx>
-          <w:tblCellMar>
-            <w:top w:w="0" w:type="dxa"/>
-            <w:bottom w:w="0" w:type="dxa"/>
-          </w:tblCellMar>
-        </w:tblPrEx>
         <w:tc>
           <w:tcPr>
             <w:tcW w:w="2400" w:type="dxa"/>
@@ -18392,12 +18441,6 @@
         </w:tc>
       </w:tr>
       <w:tr>
-        <w:tblPrEx>
-          <w:tblCellMar>
-            <w:top w:w="0" w:type="dxa"/>
-            <w:bottom w:w="0" w:type="dxa"/>
-          </w:tblCellMar>
-        </w:tblPrEx>
         <w:tc>
           <w:tcPr>
             <w:tcW w:w="2400" w:type="dxa"/>
@@ -18497,12 +18540,6 @@
         </w:tc>
       </w:tr>
       <w:tr>
-        <w:tblPrEx>
-          <w:tblCellMar>
-            <w:top w:w="0" w:type="dxa"/>
-            <w:bottom w:w="0" w:type="dxa"/>
-          </w:tblCellMar>
-        </w:tblPrEx>
         <w:tc>
           <w:tcPr>
             <w:tcW w:w="2400" w:type="dxa"/>
@@ -18609,12 +18646,6 @@
         </w:tc>
       </w:tr>
       <w:tr>
-        <w:tblPrEx>
-          <w:tblCellMar>
-            <w:top w:w="0" w:type="dxa"/>
-            <w:bottom w:w="0" w:type="dxa"/>
-          </w:tblCellMar>
-        </w:tblPrEx>
         <w:tc>
           <w:tcPr>
             <w:tcW w:w="2400" w:type="dxa"/>
@@ -18728,12 +18759,6 @@
         </w:tc>
       </w:tr>
       <w:tr>
-        <w:tblPrEx>
-          <w:tblCellMar>
-            <w:top w:w="0" w:type="dxa"/>
-            <w:bottom w:w="0" w:type="dxa"/>
-          </w:tblCellMar>
-        </w:tblPrEx>
         <w:tc>
           <w:tcPr>
             <w:tcW w:w="2400" w:type="dxa"/>
@@ -18849,12 +18874,6 @@
         </w:tc>
       </w:tr>
       <w:tr>
-        <w:tblPrEx>
-          <w:tblCellMar>
-            <w:top w:w="0" w:type="dxa"/>
-            <w:bottom w:w="0" w:type="dxa"/>
-          </w:tblCellMar>
-        </w:tblPrEx>
         <w:tc>
           <w:tcPr>
             <w:tcW w:w="2400" w:type="dxa"/>
@@ -18943,12 +18962,6 @@
         </w:tc>
       </w:tr>
       <w:tr>
-        <w:tblPrEx>
-          <w:tblCellMar>
-            <w:top w:w="0" w:type="dxa"/>
-            <w:bottom w:w="0" w:type="dxa"/>
-          </w:tblCellMar>
-        </w:tblPrEx>
         <w:tc>
           <w:tcPr>
             <w:tcW w:w="2400" w:type="dxa"/>
@@ -19037,12 +19050,6 @@
         </w:tc>
       </w:tr>
       <w:tr>
-        <w:tblPrEx>
-          <w:tblCellMar>
-            <w:top w:w="0" w:type="dxa"/>
-            <w:bottom w:w="0" w:type="dxa"/>
-          </w:tblCellMar>
-        </w:tblPrEx>
         <w:tc>
           <w:tcPr>
             <w:tcW w:w="2400" w:type="dxa"/>
@@ -19131,12 +19138,6 @@
         </w:tc>
       </w:tr>
       <w:tr>
-        <w:tblPrEx>
-          <w:tblCellMar>
-            <w:top w:w="0" w:type="dxa"/>
-            <w:bottom w:w="0" w:type="dxa"/>
-          </w:tblCellMar>
-        </w:tblPrEx>
         <w:tc>
           <w:tcPr>
             <w:tcW w:w="2400" w:type="dxa"/>
@@ -19234,12 +19235,6 @@
         </w:tc>
       </w:tr>
       <w:tr>
-        <w:tblPrEx>
-          <w:tblCellMar>
-            <w:top w:w="0" w:type="dxa"/>
-            <w:bottom w:w="0" w:type="dxa"/>
-          </w:tblCellMar>
-        </w:tblPrEx>
         <w:tc>
           <w:tcPr>
             <w:tcW w:w="2400" w:type="dxa"/>
@@ -19337,12 +19332,6 @@
         </w:tc>
       </w:tr>
       <w:tr>
-        <w:tblPrEx>
-          <w:tblCellMar>
-            <w:top w:w="0" w:type="dxa"/>
-            <w:bottom w:w="0" w:type="dxa"/>
-          </w:tblCellMar>
-        </w:tblPrEx>
         <w:tc>
           <w:tcPr>
             <w:tcW w:w="2400" w:type="dxa"/>
@@ -19431,12 +19420,6 @@
         </w:tc>
       </w:tr>
       <w:tr>
-        <w:tblPrEx>
-          <w:tblCellMar>
-            <w:top w:w="0" w:type="dxa"/>
-            <w:bottom w:w="0" w:type="dxa"/>
-          </w:tblCellMar>
-        </w:tblPrEx>
         <w:tc>
           <w:tcPr>
             <w:tcW w:w="2400" w:type="dxa"/>
@@ -19532,12 +19515,6 @@
         </w:tc>
       </w:tr>
       <w:tr>
-        <w:tblPrEx>
-          <w:tblCellMar>
-            <w:top w:w="0" w:type="dxa"/>
-            <w:bottom w:w="0" w:type="dxa"/>
-          </w:tblCellMar>
-        </w:tblPrEx>
         <w:tc>
           <w:tcPr>
             <w:tcW w:w="2400" w:type="dxa"/>
@@ -19626,12 +19603,6 @@
         </w:tc>
       </w:tr>
       <w:tr>
-        <w:tblPrEx>
-          <w:tblCellMar>
-            <w:top w:w="0" w:type="dxa"/>
-            <w:bottom w:w="0" w:type="dxa"/>
-          </w:tblCellMar>
-        </w:tblPrEx>
         <w:tc>
           <w:tcPr>
             <w:tcW w:w="2400" w:type="dxa"/>
@@ -19722,12 +19693,6 @@
         </w:tc>
       </w:tr>
       <w:tr>
-        <w:tblPrEx>
-          <w:tblCellMar>
-            <w:top w:w="0" w:type="dxa"/>
-            <w:bottom w:w="0" w:type="dxa"/>
-          </w:tblCellMar>
-        </w:tblPrEx>
         <w:tc>
           <w:tcPr>
             <w:tcW w:w="2400" w:type="dxa"/>
@@ -19818,12 +19783,6 @@
         </w:tc>
       </w:tr>
       <w:tr>
-        <w:tblPrEx>
-          <w:tblCellMar>
-            <w:top w:w="0" w:type="dxa"/>
-            <w:bottom w:w="0" w:type="dxa"/>
-          </w:tblCellMar>
-        </w:tblPrEx>
         <w:tc>
           <w:tcPr>
             <w:tcW w:w="2400" w:type="dxa"/>
@@ -19912,12 +19871,6 @@
         </w:tc>
       </w:tr>
       <w:tr>
-        <w:tblPrEx>
-          <w:tblCellMar>
-            <w:top w:w="0" w:type="dxa"/>
-            <w:bottom w:w="0" w:type="dxa"/>
-          </w:tblCellMar>
-        </w:tblPrEx>
         <w:tc>
           <w:tcPr>
             <w:tcW w:w="2400" w:type="dxa"/>
@@ -20006,12 +19959,6 @@
         </w:tc>
       </w:tr>
       <w:tr>
-        <w:tblPrEx>
-          <w:tblCellMar>
-            <w:top w:w="0" w:type="dxa"/>
-            <w:bottom w:w="0" w:type="dxa"/>
-          </w:tblCellMar>
-        </w:tblPrEx>
         <w:tc>
           <w:tcPr>
             <w:tcW w:w="2400" w:type="dxa"/>
@@ -20127,12 +20074,6 @@
         </w:tc>
       </w:tr>
       <w:tr>
-        <w:tblPrEx>
-          <w:tblCellMar>
-            <w:top w:w="0" w:type="dxa"/>
-            <w:bottom w:w="0" w:type="dxa"/>
-          </w:tblCellMar>
-        </w:tblPrEx>
         <w:tc>
           <w:tcPr>
             <w:tcW w:w="2400" w:type="dxa"/>
@@ -20239,12 +20180,6 @@
         </w:tc>
       </w:tr>
       <w:tr>
-        <w:tblPrEx>
-          <w:tblCellMar>
-            <w:top w:w="0" w:type="dxa"/>
-            <w:bottom w:w="0" w:type="dxa"/>
-          </w:tblCellMar>
-        </w:tblPrEx>
         <w:tc>
           <w:tcPr>
             <w:tcW w:w="2400" w:type="dxa"/>
@@ -20333,12 +20268,6 @@
         </w:tc>
       </w:tr>
       <w:tr>
-        <w:tblPrEx>
-          <w:tblCellMar>
-            <w:top w:w="0" w:type="dxa"/>
-            <w:bottom w:w="0" w:type="dxa"/>
-          </w:tblCellMar>
-        </w:tblPrEx>
         <w:tc>
           <w:tcPr>
             <w:tcW w:w="2400" w:type="dxa"/>
@@ -20447,12 +20376,6 @@
         </w:tc>
       </w:tr>
       <w:tr>
-        <w:tblPrEx>
-          <w:tblCellMar>
-            <w:top w:w="0" w:type="dxa"/>
-            <w:bottom w:w="0" w:type="dxa"/>
-          </w:tblCellMar>
-        </w:tblPrEx>
         <w:tc>
           <w:tcPr>
             <w:tcW w:w="2400" w:type="dxa"/>
@@ -20542,12 +20465,6 @@
         </w:tc>
       </w:tr>
       <w:tr>
-        <w:tblPrEx>
-          <w:tblCellMar>
-            <w:top w:w="0" w:type="dxa"/>
-            <w:bottom w:w="0" w:type="dxa"/>
-          </w:tblCellMar>
-        </w:tblPrEx>
         <w:tc>
           <w:tcPr>
             <w:tcW w:w="2400" w:type="dxa"/>
@@ -20696,12 +20613,6 @@
         <w:gridCol w:w="4160"/>
       </w:tblGrid>
       <w:tr>
-        <w:tblPrEx>
-          <w:tblCellMar>
-            <w:top w:w="0" w:type="dxa"/>
-            <w:bottom w:w="0" w:type="dxa"/>
-          </w:tblCellMar>
-        </w:tblPrEx>
         <w:trPr>
           <w:tblHeader/>
         </w:trPr>
@@ -20803,12 +20714,6 @@
         </w:tc>
       </w:tr>
       <w:tr>
-        <w:tblPrEx>
-          <w:tblCellMar>
-            <w:top w:w="0" w:type="dxa"/>
-            <w:bottom w:w="0" w:type="dxa"/>
-          </w:tblCellMar>
-        </w:tblPrEx>
         <w:tc>
           <w:tcPr>
             <w:tcW w:w="3200" w:type="dxa"/>
@@ -20915,12 +20820,6 @@
         </w:tc>
       </w:tr>
       <w:tr>
-        <w:tblPrEx>
-          <w:tblCellMar>
-            <w:top w:w="0" w:type="dxa"/>
-            <w:bottom w:w="0" w:type="dxa"/>
-          </w:tblCellMar>
-        </w:tblPrEx>
         <w:tc>
           <w:tcPr>
             <w:tcW w:w="3200" w:type="dxa"/>
@@ -21027,12 +20926,6 @@
         </w:tc>
       </w:tr>
       <w:tr>
-        <w:tblPrEx>
-          <w:tblCellMar>
-            <w:top w:w="0" w:type="dxa"/>
-            <w:bottom w:w="0" w:type="dxa"/>
-          </w:tblCellMar>
-        </w:tblPrEx>
         <w:tc>
           <w:tcPr>
             <w:tcW w:w="3200" w:type="dxa"/>
@@ -21139,12 +21032,6 @@
         </w:tc>
       </w:tr>
       <w:tr>
-        <w:tblPrEx>
-          <w:tblCellMar>
-            <w:top w:w="0" w:type="dxa"/>
-            <w:bottom w:w="0" w:type="dxa"/>
-          </w:tblCellMar>
-        </w:tblPrEx>
         <w:tc>
           <w:tcPr>
             <w:tcW w:w="3200" w:type="dxa"/>
@@ -21251,12 +21138,6 @@
         </w:tc>
       </w:tr>
       <w:tr>
-        <w:tblPrEx>
-          <w:tblCellMar>
-            <w:top w:w="0" w:type="dxa"/>
-            <w:bottom w:w="0" w:type="dxa"/>
-          </w:tblCellMar>
-        </w:tblPrEx>
         <w:tc>
           <w:tcPr>
             <w:tcW w:w="3200" w:type="dxa"/>
@@ -21363,12 +21244,6 @@
         </w:tc>
       </w:tr>
       <w:tr>
-        <w:tblPrEx>
-          <w:tblCellMar>
-            <w:top w:w="0" w:type="dxa"/>
-            <w:bottom w:w="0" w:type="dxa"/>
-          </w:tblCellMar>
-        </w:tblPrEx>
         <w:tc>
           <w:tcPr>
             <w:tcW w:w="3200" w:type="dxa"/>
@@ -21475,12 +21350,6 @@
         </w:tc>
       </w:tr>
       <w:tr>
-        <w:tblPrEx>
-          <w:tblCellMar>
-            <w:top w:w="0" w:type="dxa"/>
-            <w:bottom w:w="0" w:type="dxa"/>
-          </w:tblCellMar>
-        </w:tblPrEx>
         <w:tc>
           <w:tcPr>
             <w:tcW w:w="3200" w:type="dxa"/>
@@ -21571,12 +21440,6 @@
         </w:tc>
       </w:tr>
       <w:tr>
-        <w:tblPrEx>
-          <w:tblCellMar>
-            <w:top w:w="0" w:type="dxa"/>
-            <w:bottom w:w="0" w:type="dxa"/>
-          </w:tblCellMar>
-        </w:tblPrEx>
         <w:tc>
           <w:tcPr>
             <w:tcW w:w="3200" w:type="dxa"/>
@@ -21699,12 +21562,6 @@
         </w:tc>
       </w:tr>
       <w:tr>
-        <w:tblPrEx>
-          <w:tblCellMar>
-            <w:top w:w="0" w:type="dxa"/>
-            <w:bottom w:w="0" w:type="dxa"/>
-          </w:tblCellMar>
-        </w:tblPrEx>
         <w:tc>
           <w:tcPr>
             <w:tcW w:w="3200" w:type="dxa"/>
@@ -21827,12 +21684,6 @@
         </w:tc>
       </w:tr>
       <w:tr>
-        <w:tblPrEx>
-          <w:tblCellMar>
-            <w:top w:w="0" w:type="dxa"/>
-            <w:bottom w:w="0" w:type="dxa"/>
-          </w:tblCellMar>
-        </w:tblPrEx>
         <w:tc>
           <w:tcPr>
             <w:tcW w:w="3200" w:type="dxa"/>
@@ -21939,12 +21790,6 @@
         </w:tc>
       </w:tr>
       <w:tr>
-        <w:tblPrEx>
-          <w:tblCellMar>
-            <w:top w:w="0" w:type="dxa"/>
-            <w:bottom w:w="0" w:type="dxa"/>
-          </w:tblCellMar>
-        </w:tblPrEx>
         <w:tc>
           <w:tcPr>
             <w:tcW w:w="3200" w:type="dxa"/>
@@ -22051,12 +21896,6 @@
         </w:tc>
       </w:tr>
       <w:tr>
-        <w:tblPrEx>
-          <w:tblCellMar>
-            <w:top w:w="0" w:type="dxa"/>
-            <w:bottom w:w="0" w:type="dxa"/>
-          </w:tblCellMar>
-        </w:tblPrEx>
         <w:tc>
           <w:tcPr>
             <w:tcW w:w="3200" w:type="dxa"/>
@@ -22874,7 +22713,6 @@
   <w:style w:type="character" w:default="1" w:styleId="DefaultParagraphFont">
     <w:name w:val="Default Paragraph Font"/>
     <w:uiPriority w:val="1"/>
-    <w:semiHidden/>
     <w:unhideWhenUsed/>
   </w:style>
   <w:style w:type="table" w:default="1" w:styleId="TableNormal">
